--- a/lessons/3-4/downloads/3-4-notes-teacher.docx
+++ b/lessons/3-4/downloads/3-4-notes-teacher.docx
@@ -14,7 +14,7 @@
           <w:sz w:val="18"/>
           <w:szCs w:val="18"/>
         </w:rPr>
-        <w:t xml:space="preserve">UNIT 3  ·  LESSON 4      STANDARD 6.RP.3</w:t>
+        <w:t xml:space="preserve">UNIT 3  ·  LESSON 4      STANDARD 6.AT.3</w:t>
       </w:r>
     </w:p>
     <w:p>
@@ -1832,7 +1832,7 @@
           <w:sz w:val="20"/>
           <w:szCs w:val="20"/>
         </w:rPr>
-        <w:t xml:space="preserve">This is like our ratio work because ___ and ___ are related by ___.</w:t>
+        <w:t xml:space="preserve">Find the scale factor (15 ÷ 3) and use it to figure out how many cups of strawberries the shop needs. Show your steps and explain why multiplying both ingredients by the same factor keeps the smoothie tasting the same.</w:t>
       </w:r>
     </w:p>
     <w:p>
@@ -2325,6 +2325,32 @@
     </w:p>
     <w:p>
       <w:pPr>
+        <w:pStyle w:val="Heading2"/>
+        <w:spacing w:after="80" w:before="180"/>
+      </w:pPr>
+      <w:r>
+        <w:rPr>
+          <w:b/>
+          <w:bCs/>
+          <w:color w:val="12355B"/>
+          <w:sz w:val="24"/>
+          <w:szCs w:val="24"/>
+        </w:rPr>
+        <w:t xml:space="preserve">Level 1 Support</w:t>
+      </w:r>
+      <w:r>
+        <w:rPr>
+          <w:i/>
+          <w:iCs/>
+          <w:color w:val="1FA6A2"/>
+          <w:sz w:val="19"/>
+          <w:szCs w:val="19"/>
+        </w:rPr>
+        <w:t xml:space="preserve">   extra scaffolding</w:t>
+      </w:r>
+    </w:p>
+    <w:p>
+      <w:pPr>
         <w:keepNext/>
         <w:spacing w:after="60" w:before="160"/>
       </w:pPr>
@@ -2585,6 +2611,32 @@
     </w:tbl>
     <w:p>
       <w:pPr>
+        <w:pStyle w:val="Heading2"/>
+        <w:spacing w:after="80" w:before="180"/>
+      </w:pPr>
+      <w:r>
+        <w:rPr>
+          <w:b/>
+          <w:bCs/>
+          <w:color w:val="12355B"/>
+          <w:sz w:val="24"/>
+          <w:szCs w:val="24"/>
+        </w:rPr>
+        <w:t xml:space="preserve">On Level</w:t>
+      </w:r>
+      <w:r>
+        <w:rPr>
+          <w:i/>
+          <w:iCs/>
+          <w:color w:val="12355B"/>
+          <w:sz w:val="19"/>
+          <w:szCs w:val="19"/>
+        </w:rPr>
+        <w:t xml:space="preserve">   grade-level practice</w:t>
+      </w:r>
+    </w:p>
+    <w:p>
+      <w:pPr>
         <w:keepNext/>
         <w:spacing w:after="60" w:before="160"/>
       </w:pPr>
@@ -2715,6 +2767,32 @@
     </w:tbl>
     <w:p>
       <w:pPr>
+        <w:pStyle w:val="Heading2"/>
+        <w:spacing w:after="80" w:before="180"/>
+      </w:pPr>
+      <w:r>
+        <w:rPr>
+          <w:b/>
+          <w:bCs/>
+          <w:color w:val="12355B"/>
+          <w:sz w:val="24"/>
+          <w:szCs w:val="24"/>
+        </w:rPr>
+        <w:t xml:space="preserve">Level 2 Enrichment</w:t>
+      </w:r>
+      <w:r>
+        <w:rPr>
+          <w:i/>
+          <w:iCs/>
+          <w:color w:val="6B4FA0"/>
+          <w:sz w:val="19"/>
+          <w:szCs w:val="19"/>
+        </w:rPr>
+        <w:t xml:space="preserve">   stretch your thinking</w:t>
+      </w:r>
+    </w:p>
+    <w:p>
+      <w:pPr>
         <w:keepNext/>
         <w:spacing w:after="60" w:before="160"/>
       </w:pPr>
@@ -3148,23 +3226,17 @@
     </w:p>
     <w:p>
       <w:pPr>
-        <w:spacing w:after="80"/>
-      </w:pPr>
-      <w:r>
-        <w:rPr>
-          <w:b/>
-          <w:bCs/>
-          <w:sz w:val="21"/>
-          <w:szCs w:val="21"/>
-        </w:rPr>
-        <w:t xml:space="preserve">1.  </w:t>
-      </w:r>
-      <w:r>
-        <w:rPr>
-          <w:sz w:val="21"/>
-          <w:szCs w:val="21"/>
-        </w:rPr>
-        <w:t xml:space="preserve">A)  3:5</w:t>
+        <w:spacing w:after="100"/>
+      </w:pPr>
+      <w:r>
+        <w:rPr>
+          <w:b/>
+          <w:bCs/>
+          <w:color w:val="B97A12"/>
+          <w:sz w:val="20"/>
+          <w:szCs w:val="20"/>
+        </w:rPr>
+        <w:t xml:space="preserve">Watch for this mistake:  </w:t>
       </w:r>
       <w:r>
         <w:rPr>
@@ -3174,7 +3246,23 @@
           <w:sz w:val="19"/>
           <w:szCs w:val="19"/>
         </w:rPr>
-        <w:t xml:space="preserve">  — 6:9 simplifies to 2:3. Check each: 2:3 ✓, 12:18 = 2:3 ✓, 18:27 = 2:3 ✓. But 3:5 does not simplify to 2:3.</w:t>
+        <w:t xml:space="preserve">A common mistake in Equivalent Ratios is ADDING the scale factor to one part instead of MULTIPLYING both parts by it. For example, scaling 2:5 by a factor of 4 should give 8:20 (2×4 and 5×4) — not 6:9 (2+4 and 5+4). Adding changes the taste of the recipe (and the value of the ratio); only multiplying or dividing both numbers by the same amount keeps it equivalent.</w:t>
+      </w:r>
+    </w:p>
+    <w:p>
+      <w:pPr>
+        <w:pStyle w:val="Heading2"/>
+        <w:spacing w:after="80" w:before="180"/>
+      </w:pPr>
+      <w:r>
+        <w:rPr>
+          <w:b/>
+          <w:bCs/>
+          <w:color w:val="12355B"/>
+          <w:sz w:val="24"/>
+          <w:szCs w:val="24"/>
+        </w:rPr>
+        <w:t xml:space="preserve">Level 1 Support</w:t>
       </w:r>
     </w:p>
     <w:p>
@@ -3188,7 +3276,7 @@
           <w:sz w:val="21"/>
           <w:szCs w:val="21"/>
         </w:rPr>
-        <w:t xml:space="preserve">2.  </w:t>
+        <w:t xml:space="preserve">1.  </w:t>
       </w:r>
       <w:r>
         <w:rPr>
@@ -3205,7 +3293,7 @@
           <w:sz w:val="19"/>
           <w:szCs w:val="19"/>
         </w:rPr>
-        <w:t xml:space="preserve">  — The GCF of 15 and 25 is 5. Divide both by 5: 15÷5 = 3 and 25÷5 = 5. The simplest form is 3:5.</w:t>
+        <w:t xml:space="preserve">  — 6:9 simplifies to 2:3. Check each: 2:3 ✓, 12:18 = 2:3 ✓, 18:27 = 2:3 ✓. But 3:5 does not simplify to 2:3.</w:t>
       </w:r>
     </w:p>
     <w:p>
@@ -3219,14 +3307,14 @@
           <w:sz w:val="21"/>
           <w:szCs w:val="21"/>
         </w:rPr>
-        <w:t xml:space="preserve">3.  </w:t>
-      </w:r>
-      <w:r>
-        <w:rPr>
-          <w:sz w:val="21"/>
-          <w:szCs w:val="21"/>
-        </w:rPr>
-        <w:t xml:space="preserve">A)  $120</w:t>
+        <w:t xml:space="preserve">2.  </w:t>
+      </w:r>
+      <w:r>
+        <w:rPr>
+          <w:sz w:val="21"/>
+          <w:szCs w:val="21"/>
+        </w:rPr>
+        <w:t xml:space="preserve">A)  3:5</w:t>
       </w:r>
       <w:r>
         <w:rPr>
@@ -3236,7 +3324,70 @@
           <w:sz w:val="19"/>
           <w:szCs w:val="19"/>
         </w:rPr>
+        <w:t xml:space="preserve">  — The GCF of 15 and 25 is 5. Divide both by 5: 15÷5 = 3 and 25÷5 = 5. The simplest form is 3:5.</w:t>
+      </w:r>
+    </w:p>
+    <w:p>
+      <w:pPr>
+        <w:pStyle w:val="Heading2"/>
+        <w:spacing w:after="80" w:before="180"/>
+      </w:pPr>
+      <w:r>
+        <w:rPr>
+          <w:b/>
+          <w:bCs/>
+          <w:color w:val="12355B"/>
+          <w:sz w:val="24"/>
+          <w:szCs w:val="24"/>
+        </w:rPr>
+        <w:t xml:space="preserve">On Level</w:t>
+      </w:r>
+    </w:p>
+    <w:p>
+      <w:pPr>
+        <w:spacing w:after="80"/>
+      </w:pPr>
+      <w:r>
+        <w:rPr>
+          <w:b/>
+          <w:bCs/>
+          <w:sz w:val="21"/>
+          <w:szCs w:val="21"/>
+        </w:rPr>
+        <w:t xml:space="preserve">3.  </w:t>
+      </w:r>
+      <w:r>
+        <w:rPr>
+          <w:sz w:val="21"/>
+          <w:szCs w:val="21"/>
+        </w:rPr>
+        <w:t xml:space="preserve">A)  $120</w:t>
+      </w:r>
+      <w:r>
+        <w:rPr>
+          <w:i/>
+          <w:iCs/>
+          <w:color w:val="5F6F80"/>
+          <w:sz w:val="19"/>
+          <w:szCs w:val="19"/>
+        </w:rPr>
         <w:t xml:space="preserve">  — Unit rate: $45 ÷ 3 = $15/hour. In 8 hours: $15 × 8 = $120.</w:t>
+      </w:r>
+    </w:p>
+    <w:p>
+      <w:pPr>
+        <w:pStyle w:val="Heading2"/>
+        <w:spacing w:after="80" w:before="180"/>
+      </w:pPr>
+      <w:r>
+        <w:rPr>
+          <w:b/>
+          <w:bCs/>
+          <w:color w:val="12355B"/>
+          <w:sz w:val="24"/>
+          <w:szCs w:val="24"/>
+        </w:rPr>
+        <w:t xml:space="preserve">Level 2 Enrichment</w:t>
       </w:r>
     </w:p>
     <w:p>

--- a/lessons/3-4/downloads/3-4-notes-teacher.docx
+++ b/lessons/3-4/downloads/3-4-notes-teacher.docx
@@ -1247,7 +1247,22 @@
           <w:sz w:val="30"/>
           <w:szCs w:val="30"/>
         </w:rPr>
-        <w:t xml:space="preserve">Worked Example</w:t>
+        <w:t xml:space="preserve">Write About the Math</w:t>
+      </w:r>
+    </w:p>
+    <w:p>
+      <w:pPr>
+        <w:spacing w:after="100"/>
+      </w:pPr>
+      <w:r>
+        <w:rPr>
+          <w:i/>
+          <w:iCs/>
+          <w:color w:val="5F6F80"/>
+          <w:sz w:val="19"/>
+          <w:szCs w:val="19"/>
+        </w:rPr>
+        <w:t xml:space="preserve">Use the support level you need. Every level answers the same math question.</w:t>
       </w:r>
     </w:p>
     <w:p>
@@ -1263,17 +1278,17 @@
           <w:sz w:val="24"/>
           <w:szCs w:val="24"/>
         </w:rPr>
-        <w:t xml:space="preserve">Watch &amp; Read</w:t>
+        <w:t xml:space="preserve">1. Understand the Question</w:t>
       </w:r>
       <w:r>
         <w:rPr>
           <w:i/>
           <w:iCs/>
-          <w:color w:val="1FA6A2"/>
+          <w:color w:val="B97A12"/>
           <w:sz w:val="19"/>
           <w:szCs w:val="19"/>
         </w:rPr>
-        <w:t xml:space="preserve">   I Do — follow along with your teacher</w:t>
+        <w:t xml:space="preserve">   justify</w:t>
       </w:r>
     </w:p>
     <w:tbl>
@@ -1304,14 +1319,48 @@
           </w:tcPr>
           <w:p>
             <w:pPr>
-              <w:spacing w:after="0"/>
+              <w:spacing w:after="60"/>
             </w:pPr>
             <w:r>
               <w:rPr>
+                <w:color w:val="1A2733"/>
                 <w:sz w:val="21"/>
                 <w:szCs w:val="21"/>
               </w:rPr>
-              <w:t xml:space="preserve">Chef Montoya is preparing her famous tomato soup for a school banquet. Her original recipe serves 8 people, but tonight she needs to serve 32 guests. She needs your help to scale the recipe without changing the flavor!</w:t>
+              <w:t xml:space="preserve">Looking at the tomatoes-to-broth table (3:2, 6:4, 9:6, 12:8), how can you PROVE these ratios are all equivalent?</w:t>
+            </w:r>
+          </w:p>
+          <w:p>
+            <w:pPr>
+              <w:spacing w:after="0"/>
+            </w:pPr>
+            <w:r>
+              <w:rPr>
+                <w:b/>
+                <w:bCs/>
+                <w:color w:val="12355B"/>
+                <w:sz w:val="20"/>
+                <w:szCs w:val="20"/>
+              </w:rPr>
+              <w:t xml:space="preserve">Your job:  </w:t>
+            </w:r>
+            <w:r>
+              <w:rPr>
+                <w:sz w:val="20"/>
+                <w:szCs w:val="20"/>
+              </w:rPr>
+              <w:t xml:space="preserve">Answer the question. Use math evidence. Explain how the evidence proves your answer.</w:t>
+            </w:r>
+            <w:r>
+              <w:rPr>
+                <w:i/>
+                <w:iCs/>
+                <w:color w:val="5F6F80"/>
+                <w:sz w:val="18"/>
+                <w:szCs w:val="18"/>
+              </w:rPr>
+              <w:br/>
+              <w:t xml:space="preserve">Responde la pregunta. Usa evidencia matemática. Explica cómo la evidencia demuestra tu respuesta.</w:t>
             </w:r>
           </w:p>
         </w:tc>
@@ -1319,94 +1368,6 @@
     </w:tbl>
     <w:p>
       <w:pPr>
-        <w:spacing w:after="80"/>
-      </w:pPr>
-      <w:r>
-        <w:t xml:space="preserve"/>
-      </w:r>
-    </w:p>
-    <w:p>
-      <w:pPr>
-        <w:spacing w:after="50" w:before="60"/>
-      </w:pPr>
-      <w:r>
-        <w:rPr>
-          <w:b/>
-          <w:bCs/>
-          <w:color w:val="12355B"/>
-          <w:sz w:val="21"/>
-          <w:szCs w:val="21"/>
-        </w:rPr>
-        <w:t xml:space="preserve">Think about:</w:t>
-      </w:r>
-    </w:p>
-    <w:p>
-      <w:pPr>
-        <w:spacing w:after="40"/>
-        <w:ind w:left="300"/>
-      </w:pPr>
-      <w:r>
-        <w:rPr>
-          <w:sz w:val="20"/>
-          <w:szCs w:val="20"/>
-        </w:rPr>
-        <w:t xml:space="preserve">•  What quantities are being compared in the recipe?</w:t>
-      </w:r>
-    </w:p>
-    <w:p>
-      <w:pPr>
-        <w:spacing w:after="40"/>
-        <w:ind w:left="300"/>
-      </w:pPr>
-      <w:r>
-        <w:rPr>
-          <w:sz w:val="20"/>
-          <w:szCs w:val="20"/>
-        </w:rPr>
-        <w:t xml:space="preserve">•  What stays the same when you multiply both ingredients by the same number?</w:t>
-      </w:r>
-    </w:p>
-    <w:p>
-      <w:pPr>
-        <w:spacing w:after="40"/>
-        <w:ind w:left="300"/>
-      </w:pPr>
-      <w:r>
-        <w:rPr>
-          <w:sz w:val="20"/>
-          <w:szCs w:val="20"/>
-        </w:rPr>
-        <w:t xml:space="preserve">•  How many times bigger is 32 than 8?</w:t>
-      </w:r>
-    </w:p>
-    <w:p>
-      <w:pPr>
-        <w:spacing w:after="40"/>
-        <w:ind w:left="300"/>
-      </w:pPr>
-      <w:r>
-        <w:rPr>
-          <w:sz w:val="20"/>
-          <w:szCs w:val="20"/>
-        </w:rPr>
-        <w:t xml:space="preserve">•  What if we needed to scale DOWN for just 4 people?</w:t>
-      </w:r>
-    </w:p>
-    <w:p>
-      <w:pPr>
-        <w:spacing w:after="40"/>
-        <w:ind w:left="300"/>
-      </w:pPr>
-      <w:r>
-        <w:rPr>
-          <w:sz w:val="20"/>
-          <w:szCs w:val="20"/>
-        </w:rPr>
-        <w:t xml:space="preserve">•  Could we use this same thinking with other recipes?</w:t>
-      </w:r>
-    </w:p>
-    <w:p>
-      <w:pPr>
         <w:pStyle w:val="Heading2"/>
         <w:spacing w:after="80" w:before="180"/>
       </w:pPr>
@@ -1418,7 +1379,7 @@
           <w:sz w:val="24"/>
           <w:szCs w:val="24"/>
         </w:rPr>
-        <w:t xml:space="preserve">Solved Example</w:t>
+        <w:t xml:space="preserve">2. Plan Your Math Words</w:t>
       </w:r>
       <w:r>
         <w:rPr>
@@ -1428,150 +1389,299 @@
           <w:sz w:val="19"/>
           <w:szCs w:val="19"/>
         </w:rPr>
-        <w:t xml:space="preserve">   I Do — watch each step</w:t>
-      </w:r>
-    </w:p>
-    <w:p>
-      <w:pPr>
-        <w:keepNext/>
-        <w:spacing w:after="40"/>
-      </w:pPr>
-      <w:r>
-        <w:rPr>
-          <w:b/>
-          <w:bCs/>
-          <w:color w:val="12355B"/>
-          <w:sz w:val="21"/>
-          <w:szCs w:val="21"/>
-        </w:rPr>
-        <w:t xml:space="preserve">Problem:  </w:t>
-      </w:r>
-      <w:r>
-        <w:rPr>
-          <w:sz w:val="21"/>
-          <w:szCs w:val="21"/>
-        </w:rPr>
-        <w:t xml:space="preserve">Which ratio is equivalent to 2:5?</w:t>
-      </w:r>
-    </w:p>
-    <w:p>
-      <w:pPr>
-        <w:spacing w:after="30"/>
-        <w:ind w:left="420"/>
-      </w:pPr>
-      <w:r>
-        <w:rPr>
+        <w:t xml:space="preserve">   check at least two</w:t>
+      </w:r>
+    </w:p>
+    <w:p>
+      <w:pPr>
+        <w:spacing w:after="60"/>
+      </w:pPr>
+      <w:r>
+        <w:rPr>
+          <w:b/>
+          <w:bCs/>
+          <w:color w:val="1FA6A2"/>
+          <w:sz w:val="22"/>
+          <w:szCs w:val="22"/>
+        </w:rPr>
+        <w:t xml:space="preserve">☐  </w:t>
+      </w:r>
+      <w:r>
+        <w:rPr>
+          <w:b/>
+          <w:bCs/>
+          <w:color w:val="12355B"/>
           <w:sz w:val="20"/>
           <w:szCs w:val="20"/>
         </w:rPr>
-        <w:t xml:space="preserve">A)  4:10</w:t>
-      </w:r>
-    </w:p>
-    <w:p>
-      <w:pPr>
-        <w:spacing w:after="30"/>
-        <w:ind w:left="420"/>
-      </w:pPr>
+        <w:t xml:space="preserve">Equivalent ratios — </w:t>
+      </w:r>
       <w:r>
         <w:rPr>
           <w:sz w:val="20"/>
           <w:szCs w:val="20"/>
         </w:rPr>
-        <w:t xml:space="preserve">B)  3:6</w:t>
-      </w:r>
-    </w:p>
-    <w:p>
-      <w:pPr>
-        <w:spacing w:after="30"/>
-        <w:ind w:left="420"/>
-      </w:pPr>
-      <w:r>
-        <w:rPr>
+        <w:t xml:space="preserve">Two ratios that mean the same thing.</w:t>
+      </w:r>
+      <w:r>
+        <w:rPr>
+          <w:i/>
+          <w:iCs/>
+          <w:color w:val="5F6F80"/>
+          <w:sz w:val="18"/>
+          <w:szCs w:val="18"/>
+        </w:rPr>
+        <w:br/>
+        <w:t xml:space="preserve">Razones equivalentes — Dos razones que significan lo mismo.</w:t>
+      </w:r>
+    </w:p>
+    <w:p>
+      <w:pPr>
+        <w:spacing w:after="60"/>
+      </w:pPr>
+      <w:r>
+        <w:rPr>
+          <w:b/>
+          <w:bCs/>
+          <w:color w:val="1FA6A2"/>
+          <w:sz w:val="22"/>
+          <w:szCs w:val="22"/>
+        </w:rPr>
+        <w:t xml:space="preserve">☐  </w:t>
+      </w:r>
+      <w:r>
+        <w:rPr>
+          <w:b/>
+          <w:bCs/>
+          <w:color w:val="12355B"/>
           <w:sz w:val="20"/>
           <w:szCs w:val="20"/>
         </w:rPr>
-        <w:t xml:space="preserve">C)  2:10</w:t>
-      </w:r>
-    </w:p>
-    <w:p>
-      <w:pPr>
-        <w:spacing w:after="30"/>
-        <w:ind w:left="420"/>
-      </w:pPr>
+        <w:t xml:space="preserve">Rate — </w:t>
+      </w:r>
       <w:r>
         <w:rPr>
           <w:sz w:val="20"/>
           <w:szCs w:val="20"/>
         </w:rPr>
-        <w:t xml:space="preserve">D)  5:2</w:t>
-      </w:r>
-    </w:p>
-    <w:p>
-      <w:pPr>
-        <w:spacing w:after="20" w:before="50"/>
+        <w:t xml:space="preserve">A ratio comparing two amounts with different units, like miles per hour.</w:t>
+      </w:r>
+      <w:r>
+        <w:rPr>
+          <w:i/>
+          <w:iCs/>
+          <w:color w:val="5F6F80"/>
+          <w:sz w:val="18"/>
+          <w:szCs w:val="18"/>
+        </w:rPr>
+        <w:br/>
+        <w:t xml:space="preserve">Tasa — Una razón que compara dos cantidades con unidades distintas, como millas por hora.</w:t>
+      </w:r>
+    </w:p>
+    <w:p>
+      <w:pPr>
+        <w:spacing w:after="60"/>
       </w:pPr>
       <w:r>
         <w:rPr>
           <w:b/>
           <w:bCs/>
           <w:color w:val="1FA6A2"/>
-          <w:sz w:val="21"/>
-          <w:szCs w:val="21"/>
-        </w:rPr>
-        <w:t xml:space="preserve">Step 1:  </w:t>
-      </w:r>
-      <w:r>
-        <w:rPr>
-          <w:sz w:val="21"/>
-          <w:szCs w:val="21"/>
-        </w:rPr>
-        <w:t xml:space="preserve">Multiply both parts by 2: 2×2 = 4 and 5×2 = 10, so 4:10 is equivalent to 2:5.</w:t>
-      </w:r>
-    </w:p>
-    <w:p>
-      <w:pPr>
-        <w:spacing w:after="40" w:before="60"/>
-      </w:pPr>
-      <w:r>
-        <w:rPr>
-          <w:b/>
-          <w:bCs/>
-          <w:color w:val="12355B"/>
-          <w:sz w:val="21"/>
-          <w:szCs w:val="21"/>
-        </w:rPr>
-        <w:t xml:space="preserve">Answer:  </w:t>
-      </w:r>
-      <w:r>
-        <w:rPr>
-          <w:b/>
-          <w:bCs/>
-          <w:sz w:val="21"/>
-          <w:szCs w:val="21"/>
-        </w:rPr>
-        <w:t xml:space="preserve">A. 4:10</w:t>
-      </w:r>
-    </w:p>
-    <w:p>
-      <w:pPr>
-        <w:pStyle w:val="Heading1"/>
-        <w:pageBreakBefore/>
-        <w:pBdr>
-          <w:bottom w:val="single" w:color="1FA6A2" w:sz="14" w:space="6"/>
-        </w:pBdr>
-        <w:spacing w:after="140" w:before="0"/>
-      </w:pPr>
-      <w:r>
-        <w:rPr>
-          <w:b/>
-          <w:bCs/>
-          <w:color w:val="12355B"/>
-          <w:sz w:val="30"/>
-          <w:szCs w:val="30"/>
-        </w:rPr>
-        <w:t xml:space="preserve">Guided Practice</w:t>
-      </w:r>
-    </w:p>
+          <w:sz w:val="22"/>
+          <w:szCs w:val="22"/>
+        </w:rPr>
+        <w:t xml:space="preserve">☐  </w:t>
+      </w:r>
+      <w:r>
+        <w:rPr>
+          <w:b/>
+          <w:bCs/>
+          <w:color w:val="12355B"/>
+          <w:sz w:val="20"/>
+          <w:szCs w:val="20"/>
+        </w:rPr>
+        <w:t xml:space="preserve">Proportion — </w:t>
+      </w:r>
+      <w:r>
+        <w:rPr>
+          <w:sz w:val="20"/>
+          <w:szCs w:val="20"/>
+        </w:rPr>
+        <w:t xml:space="preserve">A math sentence saying two ratios are equal.</w:t>
+      </w:r>
+      <w:r>
+        <w:rPr>
+          <w:i/>
+          <w:iCs/>
+          <w:color w:val="5F6F80"/>
+          <w:sz w:val="18"/>
+          <w:szCs w:val="18"/>
+        </w:rPr>
+        <w:br/>
+        <w:t xml:space="preserve">Proporción — Una oración matemática que dice que dos razones son iguales.</w:t>
+      </w:r>
+    </w:p>
+    <w:p>
+      <w:pPr>
+        <w:spacing w:after="60"/>
+      </w:pPr>
+      <w:r>
+        <w:rPr>
+          <w:b/>
+          <w:bCs/>
+          <w:color w:val="1FA6A2"/>
+          <w:sz w:val="22"/>
+          <w:szCs w:val="22"/>
+        </w:rPr>
+        <w:t xml:space="preserve">☐  </w:t>
+      </w:r>
+      <w:r>
+        <w:rPr>
+          <w:b/>
+          <w:bCs/>
+          <w:color w:val="12355B"/>
+          <w:sz w:val="20"/>
+          <w:szCs w:val="20"/>
+        </w:rPr>
+        <w:t xml:space="preserve">Simplify — </w:t>
+      </w:r>
+      <w:r>
+        <w:rPr>
+          <w:sz w:val="20"/>
+          <w:szCs w:val="20"/>
+        </w:rPr>
+        <w:t xml:space="preserve">To make a ratio smaller while keeping the same comparison.</w:t>
+      </w:r>
+      <w:r>
+        <w:rPr>
+          <w:i/>
+          <w:iCs/>
+          <w:color w:val="5F6F80"/>
+          <w:sz w:val="18"/>
+          <w:szCs w:val="18"/>
+        </w:rPr>
+        <w:br/>
+        <w:t xml:space="preserve">Simplificar — Hacer una razón más pequeña sin cambiar la comparación.</w:t>
+      </w:r>
+    </w:p>
+    <w:p>
+      <w:pPr>
+        <w:spacing w:after="60"/>
+      </w:pPr>
+      <w:r>
+        <w:rPr>
+          <w:b/>
+          <w:bCs/>
+          <w:color w:val="1FA6A2"/>
+          <w:sz w:val="22"/>
+          <w:szCs w:val="22"/>
+        </w:rPr>
+        <w:t xml:space="preserve">☐  </w:t>
+      </w:r>
+      <w:r>
+        <w:rPr>
+          <w:b/>
+          <w:bCs/>
+          <w:color w:val="12355B"/>
+          <w:sz w:val="20"/>
+          <w:szCs w:val="20"/>
+        </w:rPr>
+        <w:t xml:space="preserve">Ratio — </w:t>
+      </w:r>
+      <w:r>
+        <w:rPr>
+          <w:sz w:val="20"/>
+          <w:szCs w:val="20"/>
+        </w:rPr>
+        <w:t xml:space="preserve">A way to compare two amounts.</w:t>
+      </w:r>
+      <w:r>
+        <w:rPr>
+          <w:i/>
+          <w:iCs/>
+          <w:color w:val="5F6F80"/>
+          <w:sz w:val="18"/>
+          <w:szCs w:val="18"/>
+        </w:rPr>
+        <w:br/>
+        <w:t xml:space="preserve">Razón — Una manera de comparar dos cantidades.</w:t>
+      </w:r>
+    </w:p>
+    <w:tbl>
+      <w:tblPr>
+        <w:tblW w:type="pct" w:w="100%"/>
+        <w:tblBorders>
+          <w:top w:val="single" w:color="1FA6A2" w:sz="8"/>
+          <w:left w:val="single" w:color="1FA6A2" w:sz="8"/>
+          <w:bottom w:val="single" w:color="1FA6A2" w:sz="8"/>
+          <w:right w:val="single" w:color="1FA6A2" w:sz="8"/>
+          <w:insideH w:val="single" w:color="auto" w:sz="4"/>
+          <w:insideV w:val="single" w:color="auto" w:sz="4"/>
+        </w:tblBorders>
+      </w:tblPr>
+      <w:tblGrid>
+        <w:gridCol w:w="100"/>
+      </w:tblGrid>
+      <w:tr>
+        <w:tc>
+          <w:tcPr>
+            <w:shd w:fill="F7FFFD" w:color="auto" w:val="clear"/>
+            <w:tcMar>
+              <w:top w:type="dxa" w:w="120"/>
+              <w:left w:type="dxa" w:w="180"/>
+              <w:bottom w:type="dxa" w:w="120"/>
+              <w:right w:type="dxa" w:w="180"/>
+            </w:tcMar>
+          </w:tcPr>
+          <w:p>
+            <w:pPr>
+              <w:spacing w:after="50"/>
+            </w:pPr>
+            <w:r>
+              <w:rPr>
+                <w:b/>
+                <w:bCs/>
+                <w:color w:val="1FA6A2"/>
+                <w:sz w:val="20"/>
+                <w:szCs w:val="20"/>
+              </w:rPr>
+              <w:t xml:space="preserve">Say it first:  </w:t>
+            </w:r>
+            <w:r>
+              <w:rPr>
+                <w:sz w:val="20"/>
+                <w:szCs w:val="20"/>
+              </w:rPr>
+              <w:t xml:space="preserve">Say your idea to a partner or quietly to yourself before you write.</w:t>
+            </w:r>
+          </w:p>
+          <w:p>
+            <w:pPr>
+              <w:spacing w:after="60"/>
+            </w:pPr>
+            <w:r>
+              <w:rPr>
+                <w:color w:val="1A2733"/>
+                <w:sz w:val="21"/>
+                <w:szCs w:val="21"/>
+              </w:rPr>
+              <w:t xml:space="preserve">These ratios are equivalent because each is ___ times ___.</w:t>
+            </w:r>
+            <w:r>
+              <w:rPr>
+                <w:i/>
+                <w:iCs/>
+                <w:color w:val="5F6F80"/>
+                <w:sz w:val="19"/>
+                <w:szCs w:val="19"/>
+              </w:rPr>
+              <w:br/>
+              <w:t xml:space="preserve">Estas razones son equivalentes porque cada una es ___ veces ___.</w:t>
+            </w:r>
+          </w:p>
+        </w:tc>
+      </w:tr>
+    </w:tbl>
     <w:p>
       <w:pPr>
         <w:pStyle w:val="Heading2"/>
@@ -1585,181 +1695,17 @@
           <w:sz w:val="24"/>
           <w:szCs w:val="24"/>
         </w:rPr>
-        <w:t xml:space="preserve">Solve Together</w:t>
+        <w:t xml:space="preserve">3. Build Your Explanation</w:t>
       </w:r>
       <w:r>
         <w:rPr>
           <w:i/>
           <w:iCs/>
-          <w:color w:val="6B4FA0"/>
+          <w:color w:val="B97A12"/>
           <w:sz w:val="19"/>
           <w:szCs w:val="19"/>
         </w:rPr>
-        <w:t xml:space="preserve">   We Do — work with your class</w:t>
-      </w:r>
-    </w:p>
-    <w:p>
-      <w:pPr>
-        <w:keepNext/>
-        <w:spacing w:after="40" w:before="40"/>
-      </w:pPr>
-      <w:r>
-        <w:rPr>
-          <w:b/>
-          <w:bCs/>
-          <w:color w:val="12355B"/>
-          <w:sz w:val="21"/>
-          <w:szCs w:val="21"/>
-        </w:rPr>
-        <w:t xml:space="preserve">Problem:  </w:t>
-      </w:r>
-      <w:r>
-        <w:rPr>
-          <w:sz w:val="21"/>
-          <w:szCs w:val="21"/>
-        </w:rPr>
-        <w:t xml:space="preserve">A recipe uses 4 eggs for every 6 cups of flour. Which ratio is equivalent?</w:t>
-      </w:r>
-    </w:p>
-    <w:p>
-      <w:pPr>
-        <w:spacing w:after="30"/>
-        <w:ind w:left="420"/>
-      </w:pPr>
-      <w:r>
-        <w:rPr>
-          <w:sz w:val="20"/>
-          <w:szCs w:val="20"/>
-        </w:rPr>
-        <w:t xml:space="preserve">A)  2:3</w:t>
-      </w:r>
-    </w:p>
-    <w:p>
-      <w:pPr>
-        <w:spacing w:after="30"/>
-        <w:ind w:left="420"/>
-      </w:pPr>
-      <w:r>
-        <w:rPr>
-          <w:sz w:val="20"/>
-          <w:szCs w:val="20"/>
-        </w:rPr>
-        <w:t xml:space="preserve">B)  8:10</w:t>
-      </w:r>
-    </w:p>
-    <w:p>
-      <w:pPr>
-        <w:spacing w:after="30"/>
-        <w:ind w:left="420"/>
-      </w:pPr>
-      <w:r>
-        <w:rPr>
-          <w:sz w:val="20"/>
-          <w:szCs w:val="20"/>
-        </w:rPr>
-        <w:t xml:space="preserve">C)  4:3</w:t>
-      </w:r>
-    </w:p>
-    <w:p>
-      <w:pPr>
-        <w:spacing w:after="30"/>
-        <w:ind w:left="420"/>
-      </w:pPr>
-      <w:r>
-        <w:rPr>
-          <w:sz w:val="20"/>
-          <w:szCs w:val="20"/>
-        </w:rPr>
-        <w:t xml:space="preserve">D)  6:4</w:t>
-      </w:r>
-    </w:p>
-    <w:p>
-      <w:pPr>
-        <w:keepNext/>
-        <w:spacing w:after="0" w:before="50"/>
-      </w:pPr>
-      <w:r>
-        <w:rPr>
-          <w:b/>
-          <w:bCs/>
-          <w:color w:val="6B4FA0"/>
-          <w:sz w:val="21"/>
-          <w:szCs w:val="21"/>
-        </w:rPr>
-        <w:t xml:space="preserve">Step 1:</w:t>
-      </w:r>
-    </w:p>
-    <w:p>
-      <w:pPr>
-        <w:pBdr>
-          <w:bottom w:val="single" w:color="AFBECC" w:sz="6"/>
-        </w:pBdr>
-        <w:spacing w:after="30" w:before="150"/>
-      </w:pPr>
-      <w:r>
-        <w:t xml:space="preserve"/>
-      </w:r>
-    </w:p>
-    <w:p>
-      <w:pPr>
-        <w:keepNext/>
-        <w:spacing w:after="0" w:before="50"/>
-      </w:pPr>
-      <w:r>
-        <w:rPr>
-          <w:b/>
-          <w:bCs/>
-          <w:color w:val="6B4FA0"/>
-          <w:sz w:val="21"/>
-          <w:szCs w:val="21"/>
-        </w:rPr>
-        <w:t xml:space="preserve">Step 2:</w:t>
-      </w:r>
-    </w:p>
-    <w:p>
-      <w:pPr>
-        <w:pBdr>
-          <w:bottom w:val="single" w:color="AFBECC" w:sz="6"/>
-        </w:pBdr>
-        <w:spacing w:after="30" w:before="150"/>
-      </w:pPr>
-      <w:r>
-        <w:t xml:space="preserve"/>
-      </w:r>
-    </w:p>
-    <w:p>
-      <w:pPr>
-        <w:keepNext/>
-        <w:spacing w:after="0" w:before="60"/>
-      </w:pPr>
-      <w:r>
-        <w:rPr>
-          <w:b/>
-          <w:bCs/>
-          <w:color w:val="12355B"/>
-          <w:sz w:val="21"/>
-          <w:szCs w:val="21"/>
-        </w:rPr>
-        <w:t xml:space="preserve">Answer:</w:t>
-      </w:r>
-    </w:p>
-    <w:p>
-      <w:pPr>
-        <w:pBdr>
-          <w:bottom w:val="single" w:color="AFBECC" w:sz="6"/>
-        </w:pBdr>
-        <w:spacing w:after="30" w:before="150"/>
-      </w:pPr>
-      <w:r>
-        <w:t xml:space="preserve"/>
-      </w:r>
-    </w:p>
-    <w:p>
-      <w:pPr>
-        <w:spacing w:after="80"/>
-      </w:pPr>
-      <w:r>
-        <w:t xml:space="preserve"/>
+        <w:t xml:space="preserve">   choose your support</w:t>
       </w:r>
     </w:p>
     <w:tbl>
@@ -1790,6 +1736,1356 @@
           </w:tcPr>
           <w:p>
             <w:pPr>
+              <w:spacing w:after="50"/>
+            </w:pPr>
+            <w:r>
+              <w:rPr>
+                <w:i/>
+                <w:iCs/>
+                <w:color w:val="5F6F80"/>
+                <w:sz w:val="19"/>
+                <w:szCs w:val="19"/>
+              </w:rPr>
+              <w:t xml:space="preserve">This model shows the parts of an explanation. It does not answer your writing question.</w:t>
+            </w:r>
+          </w:p>
+          <w:p>
+            <w:pPr>
+              <w:spacing w:after="80"/>
+            </w:pPr>
+            <w:r>
+              <w:rPr>
+                <w:b/>
+                <w:bCs/>
+                <w:color w:val="12355B"/>
+                <w:sz w:val="19"/>
+                <w:szCs w:val="19"/>
+              </w:rPr>
+              <w:t xml:space="preserve">Claim:  </w:t>
+            </w:r>
+            <w:r>
+              <w:rPr>
+                <w:sz w:val="19"/>
+                <w:szCs w:val="19"/>
+              </w:rPr>
+              <w:t xml:space="preserve">32 is 4 times 8, so she multiplies both ingredients by 4.</w:t>
+            </w:r>
+          </w:p>
+          <w:p>
+            <w:pPr>
+              <w:spacing w:after="80"/>
+            </w:pPr>
+            <w:r>
+              <w:rPr>
+                <w:b/>
+                <w:bCs/>
+                <w:color w:val="12355B"/>
+                <w:sz w:val="19"/>
+                <w:szCs w:val="19"/>
+              </w:rPr>
+              <w:t xml:space="preserve">Evidence:  </w:t>
+            </w:r>
+            <w:r>
+              <w:rPr>
+                <w:sz w:val="19"/>
+                <w:szCs w:val="19"/>
+              </w:rPr>
+              <w:t xml:space="preserve">A strong answer finds the scale factor 4 (32 ÷ 8) and explains both ingredients must be multiplied by 4 to make equivalent ratios.</w:t>
+            </w:r>
+          </w:p>
+          <w:p>
+            <w:pPr>
+              <w:spacing w:after="80"/>
+            </w:pPr>
+            <w:r>
+              <w:rPr>
+                <w:b/>
+                <w:bCs/>
+                <w:color w:val="12355B"/>
+                <w:sz w:val="19"/>
+                <w:szCs w:val="19"/>
+              </w:rPr>
+              <w:t xml:space="preserve">Reasoning:  </w:t>
+            </w:r>
+            <w:r>
+              <w:rPr>
+                <w:sz w:val="19"/>
+                <w:szCs w:val="19"/>
+              </w:rPr>
+              <w:t xml:space="preserve">This evidence connects the definition of ratio to the mathematical claim.</w:t>
+            </w:r>
+          </w:p>
+        </w:tc>
+      </w:tr>
+    </w:tbl>
+    <w:p>
+      <w:pPr>
+        <w:pStyle w:val="Heading2"/>
+        <w:spacing w:after="80" w:before="180"/>
+      </w:pPr>
+      <w:r>
+        <w:rPr>
+          <w:b/>
+          <w:bCs/>
+          <w:color w:val="12355B"/>
+          <w:sz w:val="24"/>
+          <w:szCs w:val="24"/>
+        </w:rPr>
+        <w:t xml:space="preserve">Start</w:t>
+      </w:r>
+      <w:r>
+        <w:rPr>
+          <w:i/>
+          <w:iCs/>
+          <w:color w:val="1FA6A2"/>
+          <w:sz w:val="19"/>
+          <w:szCs w:val="19"/>
+        </w:rPr>
+        <w:t xml:space="preserve">   Most language support</w:t>
+      </w:r>
+    </w:p>
+    <w:p>
+      <w:pPr>
+        <w:spacing w:after="60"/>
+      </w:pPr>
+      <w:r>
+        <w:rPr>
+          <w:color w:val="1A2733"/>
+          <w:sz w:val="21"/>
+          <w:szCs w:val="21"/>
+        </w:rPr>
+        <w:t xml:space="preserve">Complete the frames. Use the word bank.</w:t>
+      </w:r>
+      <w:r>
+        <w:rPr>
+          <w:i/>
+          <w:iCs/>
+          <w:color w:val="5F6F80"/>
+          <w:sz w:val="19"/>
+          <w:szCs w:val="19"/>
+        </w:rPr>
+        <w:br/>
+        <w:t xml:space="preserve">Completa las oraciones. Usa el banco de palabras.</w:t>
+      </w:r>
+    </w:p>
+    <w:p>
+      <w:pPr>
+        <w:spacing w:after="60"/>
+      </w:pPr>
+      <w:r>
+        <w:rPr>
+          <w:color w:val="1A2733"/>
+          <w:sz w:val="21"/>
+          <w:szCs w:val="21"/>
+        </w:rPr>
+        <w:t xml:space="preserve">These ratios are equivalent because each is ___ times ___.</w:t>
+      </w:r>
+      <w:r>
+        <w:rPr>
+          <w:i/>
+          <w:iCs/>
+          <w:color w:val="5F6F80"/>
+          <w:sz w:val="19"/>
+          <w:szCs w:val="19"/>
+        </w:rPr>
+        <w:br/>
+        <w:t xml:space="preserve">Estas razones son equivalentes porque cada una es ___ veces ___.</w:t>
+      </w:r>
+    </w:p>
+    <w:p>
+      <w:pPr>
+        <w:spacing w:after="60"/>
+      </w:pPr>
+      <w:r>
+        <w:rPr>
+          <w:color w:val="1A2733"/>
+          <w:sz w:val="21"/>
+          <w:szCs w:val="21"/>
+        </w:rPr>
+        <w:t xml:space="preserve">I checked by ___ both numbers.</w:t>
+      </w:r>
+      <w:r>
+        <w:rPr>
+          <w:i/>
+          <w:iCs/>
+          <w:color w:val="5F6F80"/>
+          <w:sz w:val="19"/>
+          <w:szCs w:val="19"/>
+        </w:rPr>
+        <w:br/>
+        <w:t xml:space="preserve">Lo comprobé al ___ ambos números.</w:t>
+      </w:r>
+    </w:p>
+    <w:tbl>
+      <w:tblPr>
+        <w:tblW w:type="pct" w:w="100%"/>
+        <w:tblBorders>
+          <w:top w:val="single" w:color="C7D2DD" w:sz="6"/>
+          <w:left w:val="single" w:color="C7D2DD" w:sz="6"/>
+          <w:bottom w:val="single" w:color="C7D2DD" w:sz="6"/>
+          <w:right w:val="single" w:color="C7D2DD" w:sz="6"/>
+          <w:insideH w:val="single" w:color="auto" w:sz="4"/>
+          <w:insideV w:val="single" w:color="auto" w:sz="4"/>
+        </w:tblBorders>
+      </w:tblPr>
+      <w:tblGrid>
+        <w:gridCol w:w="100"/>
+      </w:tblGrid>
+      <w:tr>
+        <w:tc>
+          <w:tcPr>
+            <w:shd w:fill="FBF3E2" w:color="auto" w:val="clear"/>
+            <w:tcMar>
+              <w:top w:type="dxa" w:w="60"/>
+              <w:left w:type="dxa" w:w="120"/>
+              <w:bottom w:type="dxa" w:w="60"/>
+              <w:right w:type="dxa" w:w="120"/>
+            </w:tcMar>
+          </w:tcPr>
+          <w:p>
+            <w:pPr>
+              <w:spacing w:after="0" w:line="320"/>
+            </w:pPr>
+            <w:r>
+              <w:t xml:space="preserve"/>
+            </w:r>
+          </w:p>
+          <w:p>
+            <w:pPr>
+              <w:spacing w:after="0" w:line="320"/>
+            </w:pPr>
+            <w:r>
+              <w:t xml:space="preserve"/>
+            </w:r>
+          </w:p>
+          <w:p>
+            <w:pPr>
+              <w:spacing w:after="0" w:line="320"/>
+            </w:pPr>
+            <w:r>
+              <w:t xml:space="preserve"/>
+            </w:r>
+          </w:p>
+        </w:tc>
+      </w:tr>
+    </w:tbl>
+    <w:p>
+      <w:pPr>
+        <w:pStyle w:val="Heading2"/>
+        <w:spacing w:after="80" w:before="180"/>
+      </w:pPr>
+      <w:r>
+        <w:rPr>
+          <w:b/>
+          <w:bCs/>
+          <w:color w:val="12355B"/>
+          <w:sz w:val="24"/>
+          <w:szCs w:val="24"/>
+        </w:rPr>
+        <w:t xml:space="preserve">Build</w:t>
+      </w:r>
+      <w:r>
+        <w:rPr>
+          <w:i/>
+          <w:iCs/>
+          <w:color w:val="B97A12"/>
+          <w:sz w:val="19"/>
+          <w:szCs w:val="19"/>
+        </w:rPr>
+        <w:t xml:space="preserve">   Some language support</w:t>
+      </w:r>
+    </w:p>
+    <w:p>
+      <w:pPr>
+        <w:spacing w:after="60"/>
+      </w:pPr>
+      <w:r>
+        <w:rPr>
+          <w:color w:val="1A2733"/>
+          <w:sz w:val="21"/>
+          <w:szCs w:val="21"/>
+        </w:rPr>
+        <w:t xml:space="preserve">Write two connected sentences. Use because, so, or but.</w:t>
+      </w:r>
+      <w:r>
+        <w:rPr>
+          <w:i/>
+          <w:iCs/>
+          <w:color w:val="5F6F80"/>
+          <w:sz w:val="19"/>
+          <w:szCs w:val="19"/>
+        </w:rPr>
+        <w:br/>
+        <w:t xml:space="preserve">Escribe dos oraciones conectadas. Usa porque, entonces o pero.</w:t>
+      </w:r>
+    </w:p>
+    <w:p>
+      <w:pPr>
+        <w:spacing w:after="60"/>
+      </w:pPr>
+      <w:r>
+        <w:rPr>
+          <w:color w:val="1A2733"/>
+          <w:sz w:val="21"/>
+          <w:szCs w:val="21"/>
+        </w:rPr>
+        <w:t xml:space="preserve">My claim is ___.</w:t>
+      </w:r>
+      <w:r>
+        <w:rPr>
+          <w:i/>
+          <w:iCs/>
+          <w:color w:val="5F6F80"/>
+          <w:sz w:val="19"/>
+          <w:szCs w:val="19"/>
+        </w:rPr>
+        <w:br/>
+        <w:t xml:space="preserve">Mi afirmación es ___.</w:t>
+      </w:r>
+    </w:p>
+    <w:p>
+      <w:pPr>
+        <w:spacing w:after="60"/>
+      </w:pPr>
+      <w:r>
+        <w:rPr>
+          <w:color w:val="1A2733"/>
+          <w:sz w:val="21"/>
+          <w:szCs w:val="21"/>
+        </w:rPr>
+        <w:t xml:space="preserve">I know because ___.</w:t>
+      </w:r>
+      <w:r>
+        <w:rPr>
+          <w:i/>
+          <w:iCs/>
+          <w:color w:val="5F6F80"/>
+          <w:sz w:val="19"/>
+          <w:szCs w:val="19"/>
+        </w:rPr>
+        <w:br/>
+        <w:t xml:space="preserve">Lo sé porque ___.</w:t>
+      </w:r>
+    </w:p>
+    <w:p>
+      <w:pPr>
+        <w:spacing w:after="60"/>
+      </w:pPr>
+      <w:r>
+        <w:rPr>
+          <w:color w:val="1A2733"/>
+          <w:sz w:val="21"/>
+          <w:szCs w:val="21"/>
+        </w:rPr>
+        <w:t xml:space="preserve">So ___.</w:t>
+      </w:r>
+      <w:r>
+        <w:rPr>
+          <w:i/>
+          <w:iCs/>
+          <w:color w:val="5F6F80"/>
+          <w:sz w:val="19"/>
+          <w:szCs w:val="19"/>
+        </w:rPr>
+        <w:br/>
+        <w:t xml:space="preserve">Entonces ___.</w:t>
+      </w:r>
+    </w:p>
+    <w:tbl>
+      <w:tblPr>
+        <w:tblW w:type="pct" w:w="100%"/>
+        <w:tblBorders>
+          <w:top w:val="single" w:color="C7D2DD" w:sz="6"/>
+          <w:left w:val="single" w:color="C7D2DD" w:sz="6"/>
+          <w:bottom w:val="single" w:color="C7D2DD" w:sz="6"/>
+          <w:right w:val="single" w:color="C7D2DD" w:sz="6"/>
+          <w:insideH w:val="single" w:color="auto" w:sz="4"/>
+          <w:insideV w:val="single" w:color="auto" w:sz="4"/>
+        </w:tblBorders>
+      </w:tblPr>
+      <w:tblGrid>
+        <w:gridCol w:w="100"/>
+      </w:tblGrid>
+      <w:tr>
+        <w:tc>
+          <w:tcPr>
+            <w:shd w:fill="FBF3E2" w:color="auto" w:val="clear"/>
+            <w:tcMar>
+              <w:top w:type="dxa" w:w="60"/>
+              <w:left w:type="dxa" w:w="120"/>
+              <w:bottom w:type="dxa" w:w="60"/>
+              <w:right w:type="dxa" w:w="120"/>
+            </w:tcMar>
+          </w:tcPr>
+          <w:p>
+            <w:pPr>
+              <w:spacing w:after="0" w:line="320"/>
+            </w:pPr>
+            <w:r>
+              <w:t xml:space="preserve"/>
+            </w:r>
+          </w:p>
+          <w:p>
+            <w:pPr>
+              <w:spacing w:after="0" w:line="320"/>
+            </w:pPr>
+            <w:r>
+              <w:t xml:space="preserve"/>
+            </w:r>
+          </w:p>
+          <w:p>
+            <w:pPr>
+              <w:spacing w:after="0" w:line="320"/>
+            </w:pPr>
+            <w:r>
+              <w:t xml:space="preserve"/>
+            </w:r>
+          </w:p>
+        </w:tc>
+      </w:tr>
+    </w:tbl>
+    <w:p>
+      <w:pPr>
+        <w:pStyle w:val="Heading2"/>
+        <w:spacing w:after="80" w:before="180"/>
+      </w:pPr>
+      <w:r>
+        <w:rPr>
+          <w:b/>
+          <w:bCs/>
+          <w:color w:val="12355B"/>
+          <w:sz w:val="24"/>
+          <w:szCs w:val="24"/>
+        </w:rPr>
+        <w:t xml:space="preserve">Explain</w:t>
+      </w:r>
+      <w:r>
+        <w:rPr>
+          <w:i/>
+          <w:iCs/>
+          <w:color w:val="B97A12"/>
+          <w:sz w:val="19"/>
+          <w:szCs w:val="19"/>
+        </w:rPr>
+        <w:t xml:space="preserve">   Light language support</w:t>
+      </w:r>
+    </w:p>
+    <w:p>
+      <w:pPr>
+        <w:spacing w:after="60"/>
+      </w:pPr>
+      <w:r>
+        <w:rPr>
+          <w:color w:val="1A2733"/>
+          <w:sz w:val="21"/>
+          <w:szCs w:val="21"/>
+        </w:rPr>
+        <w:t xml:space="preserve">Write a claim, give math evidence, and explain your reasoning.</w:t>
+      </w:r>
+      <w:r>
+        <w:rPr>
+          <w:i/>
+          <w:iCs/>
+          <w:color w:val="5F6F80"/>
+          <w:sz w:val="19"/>
+          <w:szCs w:val="19"/>
+        </w:rPr>
+        <w:br/>
+        <w:t xml:space="preserve">Escribe una afirmación, da evidencia matemática y explica tu razonamiento.</w:t>
+      </w:r>
+    </w:p>
+    <w:p>
+      <w:pPr>
+        <w:spacing w:after="60"/>
+      </w:pPr>
+      <w:r>
+        <w:rPr>
+          <w:color w:val="1A2733"/>
+          <w:sz w:val="21"/>
+          <w:szCs w:val="21"/>
+        </w:rPr>
+        <w:t xml:space="preserve">My claim is ___.</w:t>
+      </w:r>
+      <w:r>
+        <w:rPr>
+          <w:i/>
+          <w:iCs/>
+          <w:color w:val="5F6F80"/>
+          <w:sz w:val="19"/>
+          <w:szCs w:val="19"/>
+        </w:rPr>
+        <w:br/>
+        <w:t xml:space="preserve">Mi afirmación es ___.</w:t>
+      </w:r>
+    </w:p>
+    <w:p>
+      <w:pPr>
+        <w:spacing w:after="60"/>
+      </w:pPr>
+      <w:r>
+        <w:rPr>
+          <w:color w:val="1A2733"/>
+          <w:sz w:val="21"/>
+          <w:szCs w:val="21"/>
+        </w:rPr>
+        <w:t xml:space="preserve">My math evidence is ___.</w:t>
+      </w:r>
+      <w:r>
+        <w:rPr>
+          <w:i/>
+          <w:iCs/>
+          <w:color w:val="5F6F80"/>
+          <w:sz w:val="19"/>
+          <w:szCs w:val="19"/>
+        </w:rPr>
+        <w:br/>
+        <w:t xml:space="preserve">Mi evidencia matemática es ___.</w:t>
+      </w:r>
+    </w:p>
+    <w:p>
+      <w:pPr>
+        <w:spacing w:after="60"/>
+      </w:pPr>
+      <w:r>
+        <w:rPr>
+          <w:color w:val="1A2733"/>
+          <w:sz w:val="21"/>
+          <w:szCs w:val="21"/>
+        </w:rPr>
+        <w:t xml:space="preserve">This proves ___ because ___.</w:t>
+      </w:r>
+      <w:r>
+        <w:rPr>
+          <w:i/>
+          <w:iCs/>
+          <w:color w:val="5F6F80"/>
+          <w:sz w:val="19"/>
+          <w:szCs w:val="19"/>
+        </w:rPr>
+        <w:br/>
+        <w:t xml:space="preserve">Esto demuestra ___ porque ___.</w:t>
+      </w:r>
+    </w:p>
+    <w:tbl>
+      <w:tblPr>
+        <w:tblW w:type="pct" w:w="100%"/>
+        <w:tblBorders>
+          <w:top w:val="single" w:color="C7D2DD" w:sz="6"/>
+          <w:left w:val="single" w:color="C7D2DD" w:sz="6"/>
+          <w:bottom w:val="single" w:color="C7D2DD" w:sz="6"/>
+          <w:right w:val="single" w:color="C7D2DD" w:sz="6"/>
+          <w:insideH w:val="single" w:color="auto" w:sz="4"/>
+          <w:insideV w:val="single" w:color="auto" w:sz="4"/>
+        </w:tblBorders>
+      </w:tblPr>
+      <w:tblGrid>
+        <w:gridCol w:w="100"/>
+      </w:tblGrid>
+      <w:tr>
+        <w:tc>
+          <w:tcPr>
+            <w:shd w:fill="FBF3E2" w:color="auto" w:val="clear"/>
+            <w:tcMar>
+              <w:top w:type="dxa" w:w="60"/>
+              <w:left w:type="dxa" w:w="120"/>
+              <w:bottom w:type="dxa" w:w="60"/>
+              <w:right w:type="dxa" w:w="120"/>
+            </w:tcMar>
+          </w:tcPr>
+          <w:p>
+            <w:pPr>
+              <w:spacing w:after="0" w:line="320"/>
+            </w:pPr>
+            <w:r>
+              <w:t xml:space="preserve"/>
+            </w:r>
+          </w:p>
+          <w:p>
+            <w:pPr>
+              <w:spacing w:after="0" w:line="320"/>
+            </w:pPr>
+            <w:r>
+              <w:t xml:space="preserve"/>
+            </w:r>
+          </w:p>
+          <w:p>
+            <w:pPr>
+              <w:spacing w:after="0" w:line="320"/>
+            </w:pPr>
+            <w:r>
+              <w:t xml:space="preserve"/>
+            </w:r>
+          </w:p>
+          <w:p>
+            <w:pPr>
+              <w:spacing w:after="0" w:line="320"/>
+            </w:pPr>
+            <w:r>
+              <w:t xml:space="preserve"/>
+            </w:r>
+          </w:p>
+          <w:p>
+            <w:pPr>
+              <w:spacing w:after="0" w:line="320"/>
+            </w:pPr>
+            <w:r>
+              <w:t xml:space="preserve"/>
+            </w:r>
+          </w:p>
+        </w:tc>
+      </w:tr>
+    </w:tbl>
+    <w:p>
+      <w:pPr>
+        <w:pStyle w:val="Heading2"/>
+        <w:spacing w:after="80" w:before="180"/>
+      </w:pPr>
+      <w:r>
+        <w:rPr>
+          <w:b/>
+          <w:bCs/>
+          <w:color w:val="12355B"/>
+          <w:sz w:val="24"/>
+          <w:szCs w:val="24"/>
+        </w:rPr>
+        <w:t xml:space="preserve">4. Check Your Explanation</w:t>
+      </w:r>
+      <w:r>
+        <w:rPr>
+          <w:i/>
+          <w:iCs/>
+          <w:color w:val="1FA6A2"/>
+          <w:sz w:val="19"/>
+          <w:szCs w:val="19"/>
+        </w:rPr>
+        <w:t xml:space="preserve">   five quick checks</w:t>
+      </w:r>
+    </w:p>
+    <w:p>
+      <w:pPr>
+        <w:spacing w:after="80"/>
+      </w:pPr>
+      <w:r>
+        <w:rPr>
+          <w:b/>
+          <w:bCs/>
+          <w:color w:val="1FA6A2"/>
+          <w:sz w:val="22"/>
+          <w:szCs w:val="22"/>
+        </w:rPr>
+        <w:t xml:space="preserve">☐  </w:t>
+      </w:r>
+      <w:r>
+        <w:rPr>
+          <w:sz w:val="20"/>
+          <w:szCs w:val="20"/>
+        </w:rPr>
+        <w:t xml:space="preserve">I answered the question.</w:t>
+      </w:r>
+      <w:r>
+        <w:rPr>
+          <w:i/>
+          <w:iCs/>
+          <w:color w:val="5F6F80"/>
+          <w:sz w:val="18"/>
+          <w:szCs w:val="18"/>
+        </w:rPr>
+        <w:br/>
+        <w:t xml:space="preserve">Respondí la pregunta.</w:t>
+      </w:r>
+    </w:p>
+    <w:p>
+      <w:pPr>
+        <w:spacing w:after="80"/>
+      </w:pPr>
+      <w:r>
+        <w:rPr>
+          <w:b/>
+          <w:bCs/>
+          <w:color w:val="1FA6A2"/>
+          <w:sz w:val="22"/>
+          <w:szCs w:val="22"/>
+        </w:rPr>
+        <w:t xml:space="preserve">☐  </w:t>
+      </w:r>
+      <w:r>
+        <w:rPr>
+          <w:sz w:val="20"/>
+          <w:szCs w:val="20"/>
+        </w:rPr>
+        <w:t xml:space="preserve">I used math evidence: numbers, an equation, a model, or a comparison.</w:t>
+      </w:r>
+      <w:r>
+        <w:rPr>
+          <w:i/>
+          <w:iCs/>
+          <w:color w:val="5F6F80"/>
+          <w:sz w:val="18"/>
+          <w:szCs w:val="18"/>
+        </w:rPr>
+        <w:br/>
+        <w:t xml:space="preserve">Usé evidencia matemática: números, una ecuación, un modelo o una comparación.</w:t>
+      </w:r>
+    </w:p>
+    <w:p>
+      <w:pPr>
+        <w:spacing w:after="80"/>
+      </w:pPr>
+      <w:r>
+        <w:rPr>
+          <w:b/>
+          <w:bCs/>
+          <w:color w:val="1FA6A2"/>
+          <w:sz w:val="22"/>
+          <w:szCs w:val="22"/>
+        </w:rPr>
+        <w:t xml:space="preserve">☐  </w:t>
+      </w:r>
+      <w:r>
+        <w:rPr>
+          <w:sz w:val="20"/>
+          <w:szCs w:val="20"/>
+        </w:rPr>
+        <w:t xml:space="preserve">I explained how the evidence proves my answer.</w:t>
+      </w:r>
+      <w:r>
+        <w:rPr>
+          <w:i/>
+          <w:iCs/>
+          <w:color w:val="5F6F80"/>
+          <w:sz w:val="18"/>
+          <w:szCs w:val="18"/>
+        </w:rPr>
+        <w:br/>
+        <w:t xml:space="preserve">Expliqué cómo la evidencia demuestra mi respuesta.</w:t>
+      </w:r>
+    </w:p>
+    <w:p>
+      <w:pPr>
+        <w:spacing w:after="80"/>
+      </w:pPr>
+      <w:r>
+        <w:rPr>
+          <w:b/>
+          <w:bCs/>
+          <w:color w:val="1FA6A2"/>
+          <w:sz w:val="22"/>
+          <w:szCs w:val="22"/>
+        </w:rPr>
+        <w:t xml:space="preserve">☐  </w:t>
+      </w:r>
+      <w:r>
+        <w:rPr>
+          <w:sz w:val="20"/>
+          <w:szCs w:val="20"/>
+        </w:rPr>
+        <w:t xml:space="preserve">I used at least two math words.</w:t>
+      </w:r>
+      <w:r>
+        <w:rPr>
+          <w:i/>
+          <w:iCs/>
+          <w:color w:val="5F6F80"/>
+          <w:sz w:val="18"/>
+          <w:szCs w:val="18"/>
+        </w:rPr>
+        <w:br/>
+        <w:t xml:space="preserve">Usé por lo menos dos palabras matemáticas.</w:t>
+      </w:r>
+    </w:p>
+    <w:p>
+      <w:pPr>
+        <w:spacing w:after="80"/>
+      </w:pPr>
+      <w:r>
+        <w:rPr>
+          <w:b/>
+          <w:bCs/>
+          <w:color w:val="1FA6A2"/>
+          <w:sz w:val="22"/>
+          <w:szCs w:val="22"/>
+        </w:rPr>
+        <w:t xml:space="preserve">☐  </w:t>
+      </w:r>
+      <w:r>
+        <w:rPr>
+          <w:sz w:val="20"/>
+          <w:szCs w:val="20"/>
+        </w:rPr>
+        <w:t xml:space="preserve">I reread complete sentences and punctuation.</w:t>
+      </w:r>
+      <w:r>
+        <w:rPr>
+          <w:i/>
+          <w:iCs/>
+          <w:color w:val="5F6F80"/>
+          <w:sz w:val="18"/>
+          <w:szCs w:val="18"/>
+        </w:rPr>
+        <w:br/>
+        <w:t xml:space="preserve">Volví a leer mis oraciones completas y la puntuación.</w:t>
+      </w:r>
+    </w:p>
+    <w:p>
+      <w:pPr>
+        <w:pStyle w:val="Heading1"/>
+        <w:pageBreakBefore/>
+        <w:pBdr>
+          <w:bottom w:val="single" w:color="1FA6A2" w:sz="14" w:space="6"/>
+        </w:pBdr>
+        <w:spacing w:after="140" w:before="0"/>
+      </w:pPr>
+      <w:r>
+        <w:rPr>
+          <w:b/>
+          <w:bCs/>
+          <w:color w:val="12355B"/>
+          <w:sz w:val="30"/>
+          <w:szCs w:val="30"/>
+        </w:rPr>
+        <w:t xml:space="preserve">Worked Example</w:t>
+      </w:r>
+    </w:p>
+    <w:p>
+      <w:pPr>
+        <w:pStyle w:val="Heading2"/>
+        <w:spacing w:after="80" w:before="180"/>
+      </w:pPr>
+      <w:r>
+        <w:rPr>
+          <w:b/>
+          <w:bCs/>
+          <w:color w:val="12355B"/>
+          <w:sz w:val="24"/>
+          <w:szCs w:val="24"/>
+        </w:rPr>
+        <w:t xml:space="preserve">Watch &amp; Read</w:t>
+      </w:r>
+      <w:r>
+        <w:rPr>
+          <w:i/>
+          <w:iCs/>
+          <w:color w:val="1FA6A2"/>
+          <w:sz w:val="19"/>
+          <w:szCs w:val="19"/>
+        </w:rPr>
+        <w:t xml:space="preserve">   I Do — follow along with your teacher</w:t>
+      </w:r>
+    </w:p>
+    <w:tbl>
+      <w:tblPr>
+        <w:tblW w:type="pct" w:w="100%"/>
+        <w:tblBorders>
+          <w:top w:val="single" w:color="1FA6A2" w:sz="8"/>
+          <w:left w:val="single" w:color="1FA6A2" w:sz="8"/>
+          <w:bottom w:val="single" w:color="1FA6A2" w:sz="8"/>
+          <w:right w:val="single" w:color="1FA6A2" w:sz="8"/>
+          <w:insideH w:val="single" w:color="auto" w:sz="4"/>
+          <w:insideV w:val="single" w:color="auto" w:sz="4"/>
+        </w:tblBorders>
+      </w:tblPr>
+      <w:tblGrid>
+        <w:gridCol w:w="100"/>
+      </w:tblGrid>
+      <w:tr>
+        <w:tc>
+          <w:tcPr>
+            <w:shd w:fill="E6F4F3" w:color="auto" w:val="clear"/>
+            <w:tcMar>
+              <w:top w:type="dxa" w:w="120"/>
+              <w:left w:type="dxa" w:w="180"/>
+              <w:bottom w:type="dxa" w:w="120"/>
+              <w:right w:type="dxa" w:w="180"/>
+            </w:tcMar>
+          </w:tcPr>
+          <w:p>
+            <w:pPr>
+              <w:spacing w:after="0"/>
+            </w:pPr>
+            <w:r>
+              <w:rPr>
+                <w:sz w:val="21"/>
+                <w:szCs w:val="21"/>
+              </w:rPr>
+              <w:t xml:space="preserve">Chef Montoya is preparing her famous tomato soup for a school banquet. Her original recipe serves 8 people, but tonight she needs to serve 32 guests. She needs your help to scale the recipe without changing the flavor!</w:t>
+            </w:r>
+          </w:p>
+        </w:tc>
+      </w:tr>
+    </w:tbl>
+    <w:p>
+      <w:pPr>
+        <w:spacing w:after="80"/>
+      </w:pPr>
+      <w:r>
+        <w:t xml:space="preserve"/>
+      </w:r>
+    </w:p>
+    <w:p>
+      <w:pPr>
+        <w:spacing w:after="50" w:before="60"/>
+      </w:pPr>
+      <w:r>
+        <w:rPr>
+          <w:b/>
+          <w:bCs/>
+          <w:color w:val="12355B"/>
+          <w:sz w:val="21"/>
+          <w:szCs w:val="21"/>
+        </w:rPr>
+        <w:t xml:space="preserve">Think about:</w:t>
+      </w:r>
+    </w:p>
+    <w:p>
+      <w:pPr>
+        <w:spacing w:after="40"/>
+        <w:ind w:left="300"/>
+      </w:pPr>
+      <w:r>
+        <w:rPr>
+          <w:sz w:val="20"/>
+          <w:szCs w:val="20"/>
+        </w:rPr>
+        <w:t xml:space="preserve">•  What quantities are being compared in the recipe?</w:t>
+      </w:r>
+    </w:p>
+    <w:p>
+      <w:pPr>
+        <w:spacing w:after="40"/>
+        <w:ind w:left="300"/>
+      </w:pPr>
+      <w:r>
+        <w:rPr>
+          <w:sz w:val="20"/>
+          <w:szCs w:val="20"/>
+        </w:rPr>
+        <w:t xml:space="preserve">•  What stays the same when you multiply both ingredients by the same number?</w:t>
+      </w:r>
+    </w:p>
+    <w:p>
+      <w:pPr>
+        <w:spacing w:after="40"/>
+        <w:ind w:left="300"/>
+      </w:pPr>
+      <w:r>
+        <w:rPr>
+          <w:sz w:val="20"/>
+          <w:szCs w:val="20"/>
+        </w:rPr>
+        <w:t xml:space="preserve">•  How many times bigger is 32 than 8?</w:t>
+      </w:r>
+    </w:p>
+    <w:p>
+      <w:pPr>
+        <w:spacing w:after="40"/>
+        <w:ind w:left="300"/>
+      </w:pPr>
+      <w:r>
+        <w:rPr>
+          <w:sz w:val="20"/>
+          <w:szCs w:val="20"/>
+        </w:rPr>
+        <w:t xml:space="preserve">•  What if we needed to scale DOWN for just 4 people?</w:t>
+      </w:r>
+    </w:p>
+    <w:p>
+      <w:pPr>
+        <w:spacing w:after="40"/>
+        <w:ind w:left="300"/>
+      </w:pPr>
+      <w:r>
+        <w:rPr>
+          <w:sz w:val="20"/>
+          <w:szCs w:val="20"/>
+        </w:rPr>
+        <w:t xml:space="preserve">•  Could we use this same thinking with other recipes?</w:t>
+      </w:r>
+    </w:p>
+    <w:p>
+      <w:pPr>
+        <w:pStyle w:val="Heading2"/>
+        <w:spacing w:after="80" w:before="180"/>
+      </w:pPr>
+      <w:r>
+        <w:rPr>
+          <w:b/>
+          <w:bCs/>
+          <w:color w:val="12355B"/>
+          <w:sz w:val="24"/>
+          <w:szCs w:val="24"/>
+        </w:rPr>
+        <w:t xml:space="preserve">Solved Example</w:t>
+      </w:r>
+      <w:r>
+        <w:rPr>
+          <w:i/>
+          <w:iCs/>
+          <w:color w:val="1FA6A2"/>
+          <w:sz w:val="19"/>
+          <w:szCs w:val="19"/>
+        </w:rPr>
+        <w:t xml:space="preserve">   I Do — watch each step</w:t>
+      </w:r>
+    </w:p>
+    <w:p>
+      <w:pPr>
+        <w:keepNext/>
+        <w:spacing w:after="40"/>
+      </w:pPr>
+      <w:r>
+        <w:rPr>
+          <w:b/>
+          <w:bCs/>
+          <w:color w:val="12355B"/>
+          <w:sz w:val="21"/>
+          <w:szCs w:val="21"/>
+        </w:rPr>
+        <w:t xml:space="preserve">Problem:  </w:t>
+      </w:r>
+      <w:r>
+        <w:rPr>
+          <w:sz w:val="21"/>
+          <w:szCs w:val="21"/>
+        </w:rPr>
+        <w:t xml:space="preserve">Which ratio is equivalent to 2:5?</w:t>
+      </w:r>
+    </w:p>
+    <w:p>
+      <w:pPr>
+        <w:spacing w:after="30"/>
+        <w:ind w:left="420"/>
+      </w:pPr>
+      <w:r>
+        <w:rPr>
+          <w:sz w:val="20"/>
+          <w:szCs w:val="20"/>
+        </w:rPr>
+        <w:t xml:space="preserve">A)  4:10</w:t>
+      </w:r>
+    </w:p>
+    <w:p>
+      <w:pPr>
+        <w:spacing w:after="30"/>
+        <w:ind w:left="420"/>
+      </w:pPr>
+      <w:r>
+        <w:rPr>
+          <w:sz w:val="20"/>
+          <w:szCs w:val="20"/>
+        </w:rPr>
+        <w:t xml:space="preserve">B)  3:6</w:t>
+      </w:r>
+    </w:p>
+    <w:p>
+      <w:pPr>
+        <w:spacing w:after="30"/>
+        <w:ind w:left="420"/>
+      </w:pPr>
+      <w:r>
+        <w:rPr>
+          <w:sz w:val="20"/>
+          <w:szCs w:val="20"/>
+        </w:rPr>
+        <w:t xml:space="preserve">C)  2:10</w:t>
+      </w:r>
+    </w:p>
+    <w:p>
+      <w:pPr>
+        <w:spacing w:after="30"/>
+        <w:ind w:left="420"/>
+      </w:pPr>
+      <w:r>
+        <w:rPr>
+          <w:sz w:val="20"/>
+          <w:szCs w:val="20"/>
+        </w:rPr>
+        <w:t xml:space="preserve">D)  5:2</w:t>
+      </w:r>
+    </w:p>
+    <w:p>
+      <w:pPr>
+        <w:spacing w:after="20" w:before="50"/>
+      </w:pPr>
+      <w:r>
+        <w:rPr>
+          <w:b/>
+          <w:bCs/>
+          <w:color w:val="1FA6A2"/>
+          <w:sz w:val="21"/>
+          <w:szCs w:val="21"/>
+        </w:rPr>
+        <w:t xml:space="preserve">Step 1:  </w:t>
+      </w:r>
+      <w:r>
+        <w:rPr>
+          <w:sz w:val="21"/>
+          <w:szCs w:val="21"/>
+        </w:rPr>
+        <w:t xml:space="preserve">Multiply both parts by 2: 2×2 = 4 and 5×2 = 10, so 4:10 is equivalent to 2:5.</w:t>
+      </w:r>
+    </w:p>
+    <w:p>
+      <w:pPr>
+        <w:spacing w:after="40" w:before="60"/>
+      </w:pPr>
+      <w:r>
+        <w:rPr>
+          <w:b/>
+          <w:bCs/>
+          <w:color w:val="12355B"/>
+          <w:sz w:val="21"/>
+          <w:szCs w:val="21"/>
+        </w:rPr>
+        <w:t xml:space="preserve">Answer:  </w:t>
+      </w:r>
+      <w:r>
+        <w:rPr>
+          <w:b/>
+          <w:bCs/>
+          <w:sz w:val="21"/>
+          <w:szCs w:val="21"/>
+        </w:rPr>
+        <w:t xml:space="preserve">A. 4:10</w:t>
+      </w:r>
+    </w:p>
+    <w:p>
+      <w:pPr>
+        <w:pStyle w:val="Heading1"/>
+        <w:pageBreakBefore/>
+        <w:pBdr>
+          <w:bottom w:val="single" w:color="1FA6A2" w:sz="14" w:space="6"/>
+        </w:pBdr>
+        <w:spacing w:after="140" w:before="0"/>
+      </w:pPr>
+      <w:r>
+        <w:rPr>
+          <w:b/>
+          <w:bCs/>
+          <w:color w:val="12355B"/>
+          <w:sz w:val="30"/>
+          <w:szCs w:val="30"/>
+        </w:rPr>
+        <w:t xml:space="preserve">Guided Practice</w:t>
+      </w:r>
+    </w:p>
+    <w:p>
+      <w:pPr>
+        <w:pStyle w:val="Heading2"/>
+        <w:spacing w:after="80" w:before="180"/>
+      </w:pPr>
+      <w:r>
+        <w:rPr>
+          <w:b/>
+          <w:bCs/>
+          <w:color w:val="12355B"/>
+          <w:sz w:val="24"/>
+          <w:szCs w:val="24"/>
+        </w:rPr>
+        <w:t xml:space="preserve">Solve Together</w:t>
+      </w:r>
+      <w:r>
+        <w:rPr>
+          <w:i/>
+          <w:iCs/>
+          <w:color w:val="6B4FA0"/>
+          <w:sz w:val="19"/>
+          <w:szCs w:val="19"/>
+        </w:rPr>
+        <w:t xml:space="preserve">   We Do — work with your class</w:t>
+      </w:r>
+    </w:p>
+    <w:p>
+      <w:pPr>
+        <w:keepNext/>
+        <w:spacing w:after="40" w:before="40"/>
+      </w:pPr>
+      <w:r>
+        <w:rPr>
+          <w:b/>
+          <w:bCs/>
+          <w:color w:val="12355B"/>
+          <w:sz w:val="21"/>
+          <w:szCs w:val="21"/>
+        </w:rPr>
+        <w:t xml:space="preserve">Problem:  </w:t>
+      </w:r>
+      <w:r>
+        <w:rPr>
+          <w:sz w:val="21"/>
+          <w:szCs w:val="21"/>
+        </w:rPr>
+        <w:t xml:space="preserve">A recipe uses 4 eggs for every 6 cups of flour. Which ratio is equivalent?</w:t>
+      </w:r>
+    </w:p>
+    <w:p>
+      <w:pPr>
+        <w:spacing w:after="30"/>
+        <w:ind w:left="420"/>
+      </w:pPr>
+      <w:r>
+        <w:rPr>
+          <w:sz w:val="20"/>
+          <w:szCs w:val="20"/>
+        </w:rPr>
+        <w:t xml:space="preserve">A)  2:3</w:t>
+      </w:r>
+    </w:p>
+    <w:p>
+      <w:pPr>
+        <w:spacing w:after="30"/>
+        <w:ind w:left="420"/>
+      </w:pPr>
+      <w:r>
+        <w:rPr>
+          <w:sz w:val="20"/>
+          <w:szCs w:val="20"/>
+        </w:rPr>
+        <w:t xml:space="preserve">B)  8:10</w:t>
+      </w:r>
+    </w:p>
+    <w:p>
+      <w:pPr>
+        <w:spacing w:after="30"/>
+        <w:ind w:left="420"/>
+      </w:pPr>
+      <w:r>
+        <w:rPr>
+          <w:sz w:val="20"/>
+          <w:szCs w:val="20"/>
+        </w:rPr>
+        <w:t xml:space="preserve">C)  4:3</w:t>
+      </w:r>
+    </w:p>
+    <w:p>
+      <w:pPr>
+        <w:spacing w:after="30"/>
+        <w:ind w:left="420"/>
+      </w:pPr>
+      <w:r>
+        <w:rPr>
+          <w:sz w:val="20"/>
+          <w:szCs w:val="20"/>
+        </w:rPr>
+        <w:t xml:space="preserve">D)  6:4</w:t>
+      </w:r>
+    </w:p>
+    <w:p>
+      <w:pPr>
+        <w:keepNext/>
+        <w:spacing w:after="0" w:before="50"/>
+      </w:pPr>
+      <w:r>
+        <w:rPr>
+          <w:b/>
+          <w:bCs/>
+          <w:color w:val="6B4FA0"/>
+          <w:sz w:val="21"/>
+          <w:szCs w:val="21"/>
+        </w:rPr>
+        <w:t xml:space="preserve">Step 1:</w:t>
+      </w:r>
+    </w:p>
+    <w:p>
+      <w:pPr>
+        <w:pBdr>
+          <w:bottom w:val="single" w:color="AFBECC" w:sz="6"/>
+        </w:pBdr>
+        <w:spacing w:after="30" w:before="150"/>
+      </w:pPr>
+      <w:r>
+        <w:t xml:space="preserve"/>
+      </w:r>
+    </w:p>
+    <w:p>
+      <w:pPr>
+        <w:keepNext/>
+        <w:spacing w:after="0" w:before="50"/>
+      </w:pPr>
+      <w:r>
+        <w:rPr>
+          <w:b/>
+          <w:bCs/>
+          <w:color w:val="6B4FA0"/>
+          <w:sz w:val="21"/>
+          <w:szCs w:val="21"/>
+        </w:rPr>
+        <w:t xml:space="preserve">Step 2:</w:t>
+      </w:r>
+    </w:p>
+    <w:p>
+      <w:pPr>
+        <w:pBdr>
+          <w:bottom w:val="single" w:color="AFBECC" w:sz="6"/>
+        </w:pBdr>
+        <w:spacing w:after="30" w:before="150"/>
+      </w:pPr>
+      <w:r>
+        <w:t xml:space="preserve"/>
+      </w:r>
+    </w:p>
+    <w:p>
+      <w:pPr>
+        <w:keepNext/>
+        <w:spacing w:after="0" w:before="60"/>
+      </w:pPr>
+      <w:r>
+        <w:rPr>
+          <w:b/>
+          <w:bCs/>
+          <w:color w:val="12355B"/>
+          <w:sz w:val="21"/>
+          <w:szCs w:val="21"/>
+        </w:rPr>
+        <w:t xml:space="preserve">Answer:</w:t>
+      </w:r>
+    </w:p>
+    <w:p>
+      <w:pPr>
+        <w:pBdr>
+          <w:bottom w:val="single" w:color="AFBECC" w:sz="6"/>
+        </w:pBdr>
+        <w:spacing w:after="30" w:before="150"/>
+      </w:pPr>
+      <w:r>
+        <w:t xml:space="preserve"/>
+      </w:r>
+    </w:p>
+    <w:p>
+      <w:pPr>
+        <w:spacing w:after="80"/>
+      </w:pPr>
+      <w:r>
+        <w:t xml:space="preserve"/>
+      </w:r>
+    </w:p>
+    <w:tbl>
+      <w:tblPr>
+        <w:tblW w:type="pct" w:w="100%"/>
+        <w:tblBorders>
+          <w:top w:val="single" w:color="BBD0DE" w:sz="8"/>
+          <w:left w:val="single" w:color="BBD0DE" w:sz="8"/>
+          <w:bottom w:val="single" w:color="BBD0DE" w:sz="8"/>
+          <w:right w:val="single" w:color="BBD0DE" w:sz="8"/>
+          <w:insideH w:val="single" w:color="auto" w:sz="4"/>
+          <w:insideV w:val="single" w:color="auto" w:sz="4"/>
+        </w:tblBorders>
+      </w:tblPr>
+      <w:tblGrid>
+        <w:gridCol w:w="100"/>
+      </w:tblGrid>
+      <w:tr>
+        <w:tc>
+          <w:tcPr>
+            <w:shd w:fill="EEF4F8" w:color="auto" w:val="clear"/>
+            <w:tcMar>
+              <w:top w:type="dxa" w:w="120"/>
+              <w:left w:type="dxa" w:w="180"/>
+              <w:bottom w:type="dxa" w:w="120"/>
+              <w:right w:type="dxa" w:w="180"/>
+            </w:tcMar>
+          </w:tcPr>
+          <w:p>
+            <w:pPr>
               <w:spacing w:after="0"/>
             </w:pPr>
             <w:r>
@@ -3450,6 +4746,97 @@
           <w:szCs w:val="19"/>
         </w:rPr>
         <w:t xml:space="preserve">  — 15 is 3 times 5, so the cost is 3 × $8 = $24. The ratio 5:8 scales to 15:24.</w:t>
+      </w:r>
+    </w:p>
+    <w:p>
+      <w:pPr>
+        <w:pStyle w:val="Heading2"/>
+        <w:spacing w:after="80" w:before="180"/>
+      </w:pPr>
+      <w:r>
+        <w:rPr>
+          <w:b/>
+          <w:bCs/>
+          <w:color w:val="12355B"/>
+          <w:sz w:val="24"/>
+          <w:szCs w:val="24"/>
+        </w:rPr>
+        <w:t xml:space="preserve">Math Writing Criteria</w:t>
+      </w:r>
+    </w:p>
+    <w:p>
+      <w:pPr>
+        <w:spacing w:after="100"/>
+      </w:pPr>
+      <w:r>
+        <w:rPr>
+          <w:i/>
+          <w:iCs/>
+          <w:color w:val="5F6F80"/>
+          <w:sz w:val="19"/>
+          <w:szCs w:val="19"/>
+        </w:rPr>
+        <w:t xml:space="preserve">The support level changes the amount of language scaffolding, not the mathematical expectation.</w:t>
+      </w:r>
+    </w:p>
+    <w:p>
+      <w:pPr>
+        <w:spacing w:after="80"/>
+      </w:pPr>
+      <w:r>
+        <w:rPr>
+          <w:sz w:val="20"/>
+          <w:szCs w:val="20"/>
+        </w:rPr>
+        <w:t xml:space="preserve">☐  I answered the question.</w:t>
+      </w:r>
+    </w:p>
+    <w:p>
+      <w:pPr>
+        <w:spacing w:after="80"/>
+      </w:pPr>
+      <w:r>
+        <w:rPr>
+          <w:sz w:val="20"/>
+          <w:szCs w:val="20"/>
+        </w:rPr>
+        <w:t xml:space="preserve">☐  I used math evidence: numbers, an equation, a model, or a comparison.</w:t>
+      </w:r>
+    </w:p>
+    <w:p>
+      <w:pPr>
+        <w:spacing w:after="80"/>
+      </w:pPr>
+      <w:r>
+        <w:rPr>
+          <w:sz w:val="20"/>
+          <w:szCs w:val="20"/>
+        </w:rPr>
+        <w:t xml:space="preserve">☐  I explained how the evidence proves my answer.</w:t>
+      </w:r>
+    </w:p>
+    <w:p>
+      <w:pPr>
+        <w:spacing w:after="80"/>
+      </w:pPr>
+      <w:r>
+        <w:rPr>
+          <w:sz w:val="20"/>
+          <w:szCs w:val="20"/>
+        </w:rPr>
+        <w:t xml:space="preserve">☐  I used at least two math words.</w:t>
+      </w:r>
+    </w:p>
+    <w:p>
+      <w:pPr>
+        <w:spacing w:after="80"/>
+      </w:pPr>
+      <w:r>
+        <w:rPr>
+          <w:sz w:val="20"/>
+          <w:szCs w:val="20"/>
+        </w:rPr>
+        <w:t xml:space="preserve">☐  I reread complete sentences and punctuation.</w:t>
       </w:r>
     </w:p>
     <w:sectPr>

--- a/lessons/3-4/downloads/3-4-notes-teacher.docx
+++ b/lessons/3-4/downloads/3-4-notes-teacher.docx
@@ -1447,7 +1447,7 @@
           <w:sz w:val="22"/>
           <w:szCs w:val="22"/>
         </w:rPr>
-        <w:t xml:space="preserve">__________  —  Plot the paired values from a ratio table as ordered pairs.</w:t>
+        <w:t xml:space="preserve">Each row of a ratio table becomes one ___ ___ on the coordinate plane.</w:t>
       </w:r>
     </w:p>
     <w:p>

--- a/lessons/3-4/downloads/3-4-notes-teacher.docx
+++ b/lessons/3-4/downloads/3-4-notes-teacher.docx
@@ -219,10 +219,12 @@
     <w:p>
       <w:pPr>
         <w:pStyle w:val="Heading1"/>
+        <w:keepNext/>
+        <w:keepLines/>
         <w:pBdr>
           <w:bottom w:val="single" w:color="1FA6A2" w:sz="14" w:space="6"/>
         </w:pBdr>
-        <w:spacing w:after="140" w:before="260"/>
+        <w:spacing w:after="140" w:before="300"/>
       </w:pPr>
       <w:r>
         <w:rPr>
@@ -1331,10 +1333,12 @@
     <w:p>
       <w:pPr>
         <w:pStyle w:val="Heading1"/>
+        <w:keepNext/>
+        <w:keepLines/>
         <w:pBdr>
           <w:bottom w:val="single" w:color="1FA6A2" w:sz="14" w:space="6"/>
         </w:pBdr>
-        <w:spacing w:after="140" w:before="260"/>
+        <w:spacing w:after="140" w:before="300"/>
       </w:pPr>
       <w:r>
         <w:rPr>
@@ -1430,7 +1434,8 @@
     </w:p>
     <w:p>
       <w:pPr>
-        <w:spacing w:after="120" w:before="80"/>
+        <w:keepLines/>
+        <w:spacing w:after="260" w:before="200"/>
       </w:pPr>
       <w:r>
         <w:rPr>
@@ -1447,56 +1452,41 @@
           <w:sz w:val="22"/>
           <w:szCs w:val="22"/>
         </w:rPr>
-        <w:t xml:space="preserve">Each row of a ratio table becomes one ___ ___ on the coordinate plane.</w:t>
-      </w:r>
-    </w:p>
-    <w:p>
-      <w:pPr>
-        <w:spacing w:after="120" w:before="80"/>
-      </w:pPr>
-      <w:r>
-        <w:rPr>
-          <w:b/>
-          <w:bCs/>
-          <w:color w:val="12355B"/>
+        <w:t xml:space="preserve">Each row of a ratio table becomes one </w:t>
+      </w:r>
+      <w:r>
+        <w:rPr>
           <w:sz w:val="22"/>
           <w:szCs w:val="22"/>
         </w:rPr>
-        <w:t xml:space="preserve">2.  </w:t>
+        <w:t xml:space="preserve">________________</w:t>
       </w:r>
       <w:r>
         <w:rPr>
           <w:sz w:val="22"/>
           <w:szCs w:val="22"/>
         </w:rPr>
-        <w:t xml:space="preserve">The flat grid formed by a horizontal and a vertical number line is the ___.</w:t>
-      </w:r>
-    </w:p>
-    <w:p>
-      <w:pPr>
-        <w:spacing w:after="120" w:before="80"/>
-      </w:pPr>
-      <w:r>
-        <w:rPr>
-          <w:b/>
-          <w:bCs/>
-          <w:color w:val="12355B"/>
+        <w:t xml:space="preserve"> </w:t>
+      </w:r>
+      <w:r>
+        <w:rPr>
           <w:sz w:val="22"/>
           <w:szCs w:val="22"/>
         </w:rPr>
-        <w:t xml:space="preserve">3.  </w:t>
+        <w:t xml:space="preserve">________________</w:t>
       </w:r>
       <w:r>
         <w:rPr>
           <w:sz w:val="22"/>
           <w:szCs w:val="22"/>
         </w:rPr>
-        <w:t xml:space="preserve">A set of two numbers (x, y) that names a point is an ___.</w:t>
-      </w:r>
-    </w:p>
-    <w:p>
-      <w:pPr>
-        <w:spacing w:after="120" w:before="80"/>
+        <w:t xml:space="preserve"> on the coordinate plane.</w:t>
+      </w:r>
+    </w:p>
+    <w:p>
+      <w:pPr>
+        <w:keepLines/>
+        <w:spacing w:after="260" w:before="200"/>
       </w:pPr>
       <w:r>
         <w:rPr>
@@ -1506,41 +1496,34 @@
           <w:sz w:val="22"/>
           <w:szCs w:val="22"/>
         </w:rPr>
-        <w:t xml:space="preserve">4.  </w:t>
+        <w:t xml:space="preserve">2.  </w:t>
       </w:r>
       <w:r>
         <w:rPr>
           <w:sz w:val="22"/>
           <w:szCs w:val="22"/>
         </w:rPr>
-        <w:t xml:space="preserve">When graphed points form a straight line, they show a ___.</w:t>
-      </w:r>
-    </w:p>
-    <w:p>
-      <w:pPr>
-        <w:spacing w:after="120" w:before="80"/>
-      </w:pPr>
-      <w:r>
-        <w:rPr>
-          <w:b/>
-          <w:bCs/>
-          <w:color w:val="12355B"/>
+        <w:t xml:space="preserve">The flat grid formed by a horizontal and a vertical number line is the </w:t>
+      </w:r>
+      <w:r>
+        <w:rPr>
           <w:sz w:val="22"/>
           <w:szCs w:val="22"/>
         </w:rPr>
-        <w:t xml:space="preserve">5.  </w:t>
+        <w:t xml:space="preserve">________________</w:t>
       </w:r>
       <w:r>
         <w:rPr>
           <w:sz w:val="22"/>
           <w:szCs w:val="22"/>
         </w:rPr>
-        <w:t xml:space="preserve">Two quantities that always keep the same ratio are ___.</w:t>
-      </w:r>
-    </w:p>
-    <w:p>
-      <w:pPr>
-        <w:spacing w:after="120" w:before="80"/>
+        <w:t xml:space="preserve">.</w:t>
+      </w:r>
+    </w:p>
+    <w:p>
+      <w:pPr>
+        <w:keepLines/>
+        <w:spacing w:after="260" w:before="200"/>
       </w:pPr>
       <w:r>
         <w:rPr>
@@ -1550,46 +1533,187 @@
           <w:sz w:val="22"/>
           <w:szCs w:val="22"/>
         </w:rPr>
-        <w:t xml:space="preserve">6.  </w:t>
+        <w:t xml:space="preserve">3.  </w:t>
       </w:r>
       <w:r>
         <w:rPr>
           <w:sz w:val="22"/>
           <w:szCs w:val="22"/>
         </w:rPr>
-        <w:t xml:space="preserve">The point (0, 0) where the two axes meet is the ___.</w:t>
-      </w:r>
-    </w:p>
-    <w:p>
-      <w:pPr>
-        <w:spacing w:after="120" w:before="80"/>
-      </w:pPr>
-      <w:r>
-        <w:rPr>
-          <w:b/>
-          <w:bCs/>
-          <w:color w:val="12355B"/>
+        <w:t xml:space="preserve">A set of two numbers (x, y) that names a point is an </w:t>
+      </w:r>
+      <w:r>
+        <w:rPr>
           <w:sz w:val="22"/>
           <w:szCs w:val="22"/>
         </w:rPr>
-        <w:t xml:space="preserve">7.  </w:t>
+        <w:t xml:space="preserve">________________</w:t>
       </w:r>
       <w:r>
         <w:rPr>
           <w:sz w:val="22"/>
           <w:szCs w:val="22"/>
         </w:rPr>
-        <w:t xml:space="preserve">A table that lists equivalent ratios in rows or columns is a ___.</w:t>
+        <w:t xml:space="preserve">.</w:t>
+      </w:r>
+    </w:p>
+    <w:p>
+      <w:pPr>
+        <w:keepLines/>
+        <w:spacing w:after="260" w:before="200"/>
+      </w:pPr>
+      <w:r>
+        <w:rPr>
+          <w:b/>
+          <w:bCs/>
+          <w:color w:val="12355B"/>
+          <w:sz w:val="22"/>
+          <w:szCs w:val="22"/>
+        </w:rPr>
+        <w:t xml:space="preserve">4.  </w:t>
+      </w:r>
+      <w:r>
+        <w:rPr>
+          <w:sz w:val="22"/>
+          <w:szCs w:val="22"/>
+        </w:rPr>
+        <w:t xml:space="preserve">When graphed points form a straight line, they show a </w:t>
+      </w:r>
+      <w:r>
+        <w:rPr>
+          <w:sz w:val="22"/>
+          <w:szCs w:val="22"/>
+        </w:rPr>
+        <w:t xml:space="preserve">________________</w:t>
+      </w:r>
+      <w:r>
+        <w:rPr>
+          <w:sz w:val="22"/>
+          <w:szCs w:val="22"/>
+        </w:rPr>
+        <w:t xml:space="preserve">.</w:t>
+      </w:r>
+    </w:p>
+    <w:p>
+      <w:pPr>
+        <w:keepLines/>
+        <w:spacing w:after="260" w:before="200"/>
+      </w:pPr>
+      <w:r>
+        <w:rPr>
+          <w:b/>
+          <w:bCs/>
+          <w:color w:val="12355B"/>
+          <w:sz w:val="22"/>
+          <w:szCs w:val="22"/>
+        </w:rPr>
+        <w:t xml:space="preserve">5.  </w:t>
+      </w:r>
+      <w:r>
+        <w:rPr>
+          <w:sz w:val="22"/>
+          <w:szCs w:val="22"/>
+        </w:rPr>
+        <w:t xml:space="preserve">Two quantities that always keep the same ratio are </w:t>
+      </w:r>
+      <w:r>
+        <w:rPr>
+          <w:sz w:val="22"/>
+          <w:szCs w:val="22"/>
+        </w:rPr>
+        <w:t xml:space="preserve">________________</w:t>
+      </w:r>
+      <w:r>
+        <w:rPr>
+          <w:sz w:val="22"/>
+          <w:szCs w:val="22"/>
+        </w:rPr>
+        <w:t xml:space="preserve">.</w:t>
+      </w:r>
+    </w:p>
+    <w:p>
+      <w:pPr>
+        <w:keepLines/>
+        <w:spacing w:after="260" w:before="200"/>
+      </w:pPr>
+      <w:r>
+        <w:rPr>
+          <w:b/>
+          <w:bCs/>
+          <w:color w:val="12355B"/>
+          <w:sz w:val="22"/>
+          <w:szCs w:val="22"/>
+        </w:rPr>
+        <w:t xml:space="preserve">6.  </w:t>
+      </w:r>
+      <w:r>
+        <w:rPr>
+          <w:sz w:val="22"/>
+          <w:szCs w:val="22"/>
+        </w:rPr>
+        <w:t xml:space="preserve">The point (0, 0) where the two axes meet is the </w:t>
+      </w:r>
+      <w:r>
+        <w:rPr>
+          <w:sz w:val="22"/>
+          <w:szCs w:val="22"/>
+        </w:rPr>
+        <w:t xml:space="preserve">________________</w:t>
+      </w:r>
+      <w:r>
+        <w:rPr>
+          <w:sz w:val="22"/>
+          <w:szCs w:val="22"/>
+        </w:rPr>
+        <w:t xml:space="preserve">.</w:t>
+      </w:r>
+    </w:p>
+    <w:p>
+      <w:pPr>
+        <w:keepLines/>
+        <w:spacing w:after="260" w:before="200"/>
+      </w:pPr>
+      <w:r>
+        <w:rPr>
+          <w:b/>
+          <w:bCs/>
+          <w:color w:val="12355B"/>
+          <w:sz w:val="22"/>
+          <w:szCs w:val="22"/>
+        </w:rPr>
+        <w:t xml:space="preserve">7.  </w:t>
+      </w:r>
+      <w:r>
+        <w:rPr>
+          <w:sz w:val="22"/>
+          <w:szCs w:val="22"/>
+        </w:rPr>
+        <w:t xml:space="preserve">A table that lists equivalent ratios in rows or columns is a </w:t>
+      </w:r>
+      <w:r>
+        <w:rPr>
+          <w:sz w:val="22"/>
+          <w:szCs w:val="22"/>
+        </w:rPr>
+        <w:t xml:space="preserve">________________</w:t>
+      </w:r>
+      <w:r>
+        <w:rPr>
+          <w:sz w:val="22"/>
+          <w:szCs w:val="22"/>
+        </w:rPr>
+        <w:t xml:space="preserve">.</w:t>
       </w:r>
     </w:p>
     <w:p>
       <w:pPr>
         <w:pStyle w:val="Heading1"/>
-        <w:pageBreakBefore/>
+        <w:keepNext/>
+        <w:keepLines/>
         <w:pBdr>
           <w:bottom w:val="single" w:color="1FA6A2" w:sz="14" w:space="6"/>
         </w:pBdr>
-        <w:spacing w:after="140" w:before="0"/>
+        <w:spacing w:after="140" w:before="300"/>
       </w:pPr>
       <w:r>
         <w:rPr>
@@ -2870,11 +2994,12 @@
     <w:p>
       <w:pPr>
         <w:pStyle w:val="Heading1"/>
-        <w:pageBreakBefore/>
+        <w:keepNext/>
+        <w:keepLines/>
         <w:pBdr>
           <w:bottom w:val="single" w:color="1FA6A2" w:sz="14" w:space="6"/>
         </w:pBdr>
-        <w:spacing w:after="140" w:before="0"/>
+        <w:spacing w:after="140" w:before="300"/>
       </w:pPr>
       <w:r>
         <w:rPr>
@@ -3236,11 +3361,12 @@
     <w:p>
       <w:pPr>
         <w:pStyle w:val="Heading1"/>
-        <w:pageBreakBefore/>
+        <w:keepNext/>
+        <w:keepLines/>
         <w:pBdr>
           <w:bottom w:val="single" w:color="1FA6A2" w:sz="14" w:space="6"/>
         </w:pBdr>
-        <w:spacing w:after="140" w:before="0"/>
+        <w:spacing w:after="140" w:before="300"/>
       </w:pPr>
       <w:r>
         <w:rPr>
@@ -3973,11 +4099,12 @@
     <w:p>
       <w:pPr>
         <w:pStyle w:val="Heading1"/>
-        <w:pageBreakBefore/>
+        <w:keepNext/>
+        <w:keepLines/>
         <w:pBdr>
           <w:bottom w:val="single" w:color="1FA6A2" w:sz="14" w:space="6"/>
         </w:pBdr>
-        <w:spacing w:after="140" w:before="0"/>
+        <w:spacing w:after="140" w:before="300"/>
       </w:pPr>
       <w:r>
         <w:rPr>
@@ -4718,11 +4845,12 @@
     <w:p>
       <w:pPr>
         <w:pStyle w:val="Heading1"/>
-        <w:pageBreakBefore/>
+        <w:keepNext/>
+        <w:keepLines/>
         <w:pBdr>
           <w:bottom w:val="single" w:color="1FA6A2" w:sz="14" w:space="6"/>
         </w:pBdr>
-        <w:spacing w:after="140" w:before="0"/>
+        <w:spacing w:after="140" w:before="300"/>
       </w:pPr>
       <w:r>
         <w:rPr>
@@ -4835,6 +4963,8 @@
     <w:p>
       <w:pPr>
         <w:pStyle w:val="Heading1"/>
+        <w:keepNext/>
+        <w:keepLines/>
         <w:pageBreakBefore/>
         <w:pBdr>
           <w:bottom w:val="single" w:color="1FA6A2" w:sz="14" w:space="6"/>

--- a/lessons/3-4/downloads/3-4-notes-teacher.docx
+++ b/lessons/3-4/downloads/3-4-notes-teacher.docx
@@ -1726,47 +1726,6 @@
         <w:t xml:space="preserve">Write About the Math</w:t>
       </w:r>
     </w:p>
-    <w:p>
-      <w:pPr>
-        <w:spacing w:after="100"/>
-      </w:pPr>
-      <w:r>
-        <w:rPr>
-          <w:i/>
-          <w:iCs/>
-          <w:color w:val="5F6F80"/>
-          <w:sz w:val="19"/>
-          <w:szCs w:val="19"/>
-        </w:rPr>
-        <w:t xml:space="preserve">Use the support level you need. Every level answers the same math question.</w:t>
-      </w:r>
-    </w:p>
-    <w:p>
-      <w:pPr>
-        <w:pStyle w:val="Heading2"/>
-        <w:spacing w:after="80" w:before="180"/>
-      </w:pPr>
-      <w:r>
-        <w:rPr>
-          <w:b/>
-          <w:bCs/>
-          <w:color w:val="12355B"/>
-          <w:sz w:val="24"/>
-          <w:szCs w:val="24"/>
-        </w:rPr>
-        <w:t xml:space="preserve">1. Understand the Question</w:t>
-      </w:r>
-      <w:r>
-        <w:rPr>
-          <w:i/>
-          <w:iCs/>
-          <w:color w:val="B97A12"/>
-          <w:sz w:val="19"/>
-          <w:szCs w:val="19"/>
-        </w:rPr>
-        <w:t xml:space="preserve">   explain</w:t>
-      </w:r>
-    </w:p>
     <w:tbl>
       <w:tblPr>
         <w:tblW w:type="pct" w:w="100%"/>
@@ -1806,71 +1765,27 @@
               <w:t xml:space="preserve">A food truck tracks how many tacos it sells and how much salsa it uses. After recording data for a week, the owner plots the points on a graph and notices they form a straight line. This helps the owner predict exactly how much salsa to prepare for any number of tacos?</w:t>
             </w:r>
           </w:p>
-          <w:p>
-            <w:pPr>
-              <w:spacing w:after="0"/>
-            </w:pPr>
-            <w:r>
-              <w:rPr>
-                <w:b/>
-                <w:bCs/>
-                <w:color w:val="12355B"/>
-                <w:sz w:val="20"/>
-                <w:szCs w:val="20"/>
-              </w:rPr>
-              <w:t xml:space="preserve">Your job:  </w:t>
-            </w:r>
-            <w:r>
-              <w:rPr>
-                <w:sz w:val="20"/>
-                <w:szCs w:val="20"/>
-              </w:rPr>
-              <w:t xml:space="preserve">Answer the question. Use math evidence. Explain how the evidence proves your answer.</w:t>
-            </w:r>
-            <w:r>
-              <w:rPr>
-                <w:i/>
-                <w:iCs/>
-                <w:color w:val="5F6F80"/>
-                <w:sz w:val="18"/>
-                <w:szCs w:val="18"/>
-              </w:rPr>
-              <w:br/>
-              <w:t xml:space="preserve">Responde la pregunta. Usa evidencia matemática. Explica cómo la evidencia demuestra tu respuesta.</w:t>
-            </w:r>
-          </w:p>
         </w:tc>
       </w:tr>
     </w:tbl>
     <w:p>
       <w:pPr>
-        <w:pStyle w:val="Heading2"/>
-        <w:spacing w:after="80" w:before="180"/>
-      </w:pPr>
-      <w:r>
-        <w:rPr>
-          <w:b/>
-          <w:bCs/>
-          <w:color w:val="12355B"/>
-          <w:sz w:val="24"/>
-          <w:szCs w:val="24"/>
-        </w:rPr>
-        <w:t xml:space="preserve">2. Plan Your Math Words</w:t>
-      </w:r>
+        <w:spacing w:after="100"/>
+      </w:pPr>
       <w:r>
         <w:rPr>
           <w:i/>
           <w:iCs/>
-          <w:color w:val="1FA6A2"/>
+          <w:color w:val="5F6F80"/>
           <w:sz w:val="19"/>
           <w:szCs w:val="19"/>
         </w:rPr>
-        <w:t xml:space="preserve">   check at least two</w:t>
-      </w:r>
-    </w:p>
-    <w:p>
-      <w:pPr>
-        <w:spacing w:after="60"/>
+        <w:t xml:space="preserve">Say your answer to a partner first. Then write it, using at least two of these words:</w:t>
+      </w:r>
+    </w:p>
+    <w:p>
+      <w:pPr>
+        <w:spacing w:after="40"/>
       </w:pPr>
       <w:r>
         <w:rPr>
@@ -1890,14 +1805,7 @@
           <w:sz w:val="20"/>
           <w:szCs w:val="20"/>
         </w:rPr>
-        <w:t xml:space="preserve">Graph Ratio Tables — </w:t>
-      </w:r>
-      <w:r>
-        <w:rPr>
-          <w:sz w:val="20"/>
-          <w:szCs w:val="20"/>
-        </w:rPr>
-        <w:t xml:space="preserve">Plot the paired values from a ratio table as ordered pairs.</w:t>
+        <w:t xml:space="preserve">Coordinate plane</w:t>
       </w:r>
       <w:r>
         <w:rPr>
@@ -1907,13 +1815,12 @@
           <w:sz w:val="18"/>
           <w:szCs w:val="18"/>
         </w:rPr>
-        <w:br/>
-        <w:t xml:space="preserve">Representar tablas de razones en una gráfica — Ubicar los valores emparejados de una tabla de razones como pares ordenados.</w:t>
-      </w:r>
-    </w:p>
-    <w:p>
-      <w:pPr>
-        <w:spacing w:after="60"/>
+        <w:t xml:space="preserve">  ·  Plano cartesiano</w:t>
+      </w:r>
+    </w:p>
+    <w:p>
+      <w:pPr>
+        <w:spacing w:after="40"/>
       </w:pPr>
       <w:r>
         <w:rPr>
@@ -1933,14 +1840,7 @@
           <w:sz w:val="20"/>
           <w:szCs w:val="20"/>
         </w:rPr>
-        <w:t xml:space="preserve">Coordinate plane — </w:t>
-      </w:r>
-      <w:r>
-        <w:rPr>
-          <w:sz w:val="20"/>
-          <w:szCs w:val="20"/>
-        </w:rPr>
-        <w:t xml:space="preserve">A grid with a line going across and a line going up to plot points.</w:t>
+        <w:t xml:space="preserve">Ordered pair</w:t>
       </w:r>
       <w:r>
         <w:rPr>
@@ -1950,13 +1850,12 @@
           <w:sz w:val="18"/>
           <w:szCs w:val="18"/>
         </w:rPr>
-        <w:br/>
-        <w:t xml:space="preserve">Plano cartesiano — Una cuadrícula con una línea horizontal y una vertical para marcar puntos.</w:t>
-      </w:r>
-    </w:p>
-    <w:p>
-      <w:pPr>
-        <w:spacing w:after="60"/>
+        <w:t xml:space="preserve">  ·  Par ordenado</w:t>
+      </w:r>
+    </w:p>
+    <w:p>
+      <w:pPr>
+        <w:spacing w:after="40"/>
       </w:pPr>
       <w:r>
         <w:rPr>
@@ -1976,14 +1875,7 @@
           <w:sz w:val="20"/>
           <w:szCs w:val="20"/>
         </w:rPr>
-        <w:t xml:space="preserve">Ordered pair — </w:t>
-      </w:r>
-      <w:r>
-        <w:rPr>
-          <w:sz w:val="20"/>
-          <w:szCs w:val="20"/>
-        </w:rPr>
-        <w:t xml:space="preserve">Two numbers (x, y) that tell where a point is on a grid.</w:t>
+        <w:t xml:space="preserve">Linear pattern</w:t>
       </w:r>
       <w:r>
         <w:rPr>
@@ -1993,13 +1885,12 @@
           <w:sz w:val="18"/>
           <w:szCs w:val="18"/>
         </w:rPr>
-        <w:br/>
-        <w:t xml:space="preserve">Par ordenado — Dos números (x, y) que dicen dónde está un punto en una cuadrícula.</w:t>
-      </w:r>
-    </w:p>
-    <w:p>
-      <w:pPr>
-        <w:spacing w:after="60"/>
+        <w:t xml:space="preserve">  ·  Patrón lineal</w:t>
+      </w:r>
+    </w:p>
+    <w:p>
+      <w:pPr>
+        <w:spacing w:after="40"/>
       </w:pPr>
       <w:r>
         <w:rPr>
@@ -2019,14 +1910,7 @@
           <w:sz w:val="20"/>
           <w:szCs w:val="20"/>
         </w:rPr>
-        <w:t xml:space="preserve">Linear pattern — </w:t>
-      </w:r>
-      <w:r>
-        <w:rPr>
-          <w:sz w:val="20"/>
-          <w:szCs w:val="20"/>
-        </w:rPr>
-        <w:t xml:space="preserve">Points that make a straight line on a grid.</w:t>
+        <w:t xml:space="preserve">Proportional</w:t>
       </w:r>
       <w:r>
         <w:rPr>
@@ -2036,13 +1920,12 @@
           <w:sz w:val="18"/>
           <w:szCs w:val="18"/>
         </w:rPr>
-        <w:br/>
-        <w:t xml:space="preserve">Patrón lineal — Puntos que forman una línea recta en una cuadrícula.</w:t>
-      </w:r>
-    </w:p>
-    <w:p>
-      <w:pPr>
-        <w:spacing w:after="60"/>
+        <w:t xml:space="preserve">  ·  Proporcional</w:t>
+      </w:r>
+    </w:p>
+    <w:p>
+      <w:pPr>
+        <w:spacing w:after="40"/>
       </w:pPr>
       <w:r>
         <w:rPr>
@@ -2062,14 +1945,7 @@
           <w:sz w:val="20"/>
           <w:szCs w:val="20"/>
         </w:rPr>
-        <w:t xml:space="preserve">Proportional — </w:t>
-      </w:r>
-      <w:r>
-        <w:rPr>
-          <w:sz w:val="20"/>
-          <w:szCs w:val="20"/>
-        </w:rPr>
-        <w:t xml:space="preserve">Two amounts that grow together at the same rate.</w:t>
+        <w:t xml:space="preserve">Origin</w:t>
       </w:r>
       <w:r>
         <w:rPr>
@@ -2079,109 +1955,7 @@
           <w:sz w:val="18"/>
           <w:szCs w:val="18"/>
         </w:rPr>
-        <w:br/>
-        <w:t xml:space="preserve">Proporcional — Dos cantidades que crecen juntas al mismo ritmo.</w:t>
-      </w:r>
-    </w:p>
-    <w:tbl>
-      <w:tblPr>
-        <w:tblW w:type="pct" w:w="100%"/>
-        <w:tblBorders>
-          <w:top w:val="single" w:color="1FA6A2" w:sz="8"/>
-          <w:left w:val="single" w:color="1FA6A2" w:sz="8"/>
-          <w:bottom w:val="single" w:color="1FA6A2" w:sz="8"/>
-          <w:right w:val="single" w:color="1FA6A2" w:sz="8"/>
-          <w:insideH w:val="single" w:color="auto" w:sz="4"/>
-          <w:insideV w:val="single" w:color="auto" w:sz="4"/>
-        </w:tblBorders>
-      </w:tblPr>
-      <w:tblGrid>
-        <w:gridCol w:w="100"/>
-      </w:tblGrid>
-      <w:tr>
-        <w:tc>
-          <w:tcPr>
-            <w:shd w:fill="F7FFFD" w:color="auto" w:val="clear"/>
-            <w:tcMar>
-              <w:top w:type="dxa" w:w="120"/>
-              <w:left w:type="dxa" w:w="180"/>
-              <w:bottom w:type="dxa" w:w="120"/>
-              <w:right w:type="dxa" w:w="180"/>
-            </w:tcMar>
-          </w:tcPr>
-          <w:p>
-            <w:pPr>
-              <w:spacing w:after="50"/>
-            </w:pPr>
-            <w:r>
-              <w:rPr>
-                <w:b/>
-                <w:bCs/>
-                <w:color w:val="1FA6A2"/>
-                <w:sz w:val="20"/>
-                <w:szCs w:val="20"/>
-              </w:rPr>
-              <w:t xml:space="preserve">Say it first:  </w:t>
-            </w:r>
-            <w:r>
-              <w:rPr>
-                <w:sz w:val="20"/>
-                <w:szCs w:val="20"/>
-              </w:rPr>
-              <w:t xml:space="preserve">Say your idea to a partner or quietly to yourself before you write.</w:t>
-            </w:r>
-          </w:p>
-          <w:p>
-            <w:pPr>
-              <w:spacing w:after="60"/>
-            </w:pPr>
-            <w:r>
-              <w:rPr>
-                <w:color w:val="1A2733"/>
-                <w:sz w:val="21"/>
-                <w:szCs w:val="21"/>
-              </w:rPr>
-              <w:t xml:space="preserve">Every point on the line has the same ratio — ___ taco to ___ ounces of salsa — so 10 tacos would use ___ ounces.</w:t>
-            </w:r>
-            <w:r>
-              <w:rPr>
-                <w:i/>
-                <w:iCs/>
-                <w:color w:val="5F6F80"/>
-                <w:sz w:val="19"/>
-                <w:szCs w:val="19"/>
-              </w:rPr>
-              <w:br/>
-              <w:t xml:space="preserve">Di tu respuesta primero: Mi respuesta es ___ porque ___.</w:t>
-            </w:r>
-          </w:p>
-        </w:tc>
-      </w:tr>
-    </w:tbl>
-    <w:p>
-      <w:pPr>
-        <w:pStyle w:val="Heading2"/>
-        <w:spacing w:after="80" w:before="180"/>
-      </w:pPr>
-      <w:r>
-        <w:rPr>
-          <w:b/>
-          <w:bCs/>
-          <w:color w:val="12355B"/>
-          <w:sz w:val="24"/>
-          <w:szCs w:val="24"/>
-        </w:rPr>
-        <w:t xml:space="preserve">3. Build Your Explanation</w:t>
-      </w:r>
-      <w:r>
-        <w:rPr>
-          <w:i/>
-          <w:iCs/>
-          <w:color w:val="B97A12"/>
-          <w:sz w:val="19"/>
-          <w:szCs w:val="19"/>
-        </w:rPr>
-        <w:t xml:space="preserve">   choose your support</w:t>
+        <w:t xml:space="preserve">  ·  Origen</w:t>
       </w:r>
     </w:p>
     <w:tbl>
@@ -2212,21 +1986,6 @@
           </w:tcPr>
           <w:p>
             <w:pPr>
-              <w:spacing w:after="50"/>
-            </w:pPr>
-            <w:r>
-              <w:rPr>
-                <w:i/>
-                <w:iCs/>
-                <w:color w:val="5F6F80"/>
-                <w:sz w:val="19"/>
-                <w:szCs w:val="19"/>
-              </w:rPr>
-              <w:t xml:space="preserve">This model shows the parts of an explanation. It does not answer your writing question.</w:t>
-            </w:r>
-          </w:p>
-          <w:p>
-            <w:pPr>
               <w:spacing w:after="80"/>
             </w:pPr>
             <w:r>
@@ -2237,58 +1996,14 @@
                 <w:sz w:val="19"/>
                 <w:szCs w:val="19"/>
               </w:rPr>
-              <w:t xml:space="preserve">Claim:  </w:t>
+              <w:t xml:space="preserve">Model:  </w:t>
             </w:r>
             <w:r>
               <w:rPr>
                 <w:sz w:val="19"/>
                 <w:szCs w:val="19"/>
               </w:rPr>
-              <w:t xml:space="preserve">I predict the points will line up because sundaes and sauce grow together.</w:t>
-            </w:r>
-          </w:p>
-          <w:p>
-            <w:pPr>
-              <w:spacing w:after="80"/>
-            </w:pPr>
-            <w:r>
-              <w:rPr>
-                <w:b/>
-                <w:bCs/>
-                <w:color w:val="12355B"/>
-                <w:sz w:val="19"/>
-                <w:szCs w:val="19"/>
-              </w:rPr>
-              <w:t xml:space="preserve">Evidence:  </w:t>
-            </w:r>
-            <w:r>
-              <w:rPr>
-                <w:sz w:val="19"/>
-                <w:szCs w:val="19"/>
-              </w:rPr>
-              <w:t xml:space="preserve">A strong answer chooses sundaes (x) and ounces of sauce (y), and predicts a straight line because each sundae always needs 2 more ounces.</w:t>
-            </w:r>
-          </w:p>
-          <w:p>
-            <w:pPr>
-              <w:spacing w:after="80"/>
-            </w:pPr>
-            <w:r>
-              <w:rPr>
-                <w:b/>
-                <w:bCs/>
-                <w:color w:val="12355B"/>
-                <w:sz w:val="19"/>
-                <w:szCs w:val="19"/>
-              </w:rPr>
-              <w:t xml:space="preserve">Reasoning:  </w:t>
-            </w:r>
-            <w:r>
-              <w:rPr>
-                <w:sz w:val="19"/>
-                <w:szCs w:val="19"/>
-              </w:rPr>
-              <w:t xml:space="preserve">This evidence connects the definition of graph ratio tables to the mathematical claim.</w:t>
+              <w:t xml:space="preserve">The points form a straight line, and each sundae adds 2 ounces of sauce. — Listen for 'straight line through the origin' and the connection that the constant 2-ounce step shows a proportional relationship.</w:t>
             </w:r>
           </w:p>
         </w:tc>
@@ -2367,7 +2082,7 @@
           <w:sz w:val="21"/>
           <w:szCs w:val="21"/>
         </w:rPr>
-        <w:t xml:space="preserve">My answer is ___.</w:t>
+        <w:t xml:space="preserve">My answer is ___ because ___.</w:t>
       </w:r>
       <w:r>
         <w:rPr>
@@ -2378,7 +2093,7 @@
           <w:szCs w:val="19"/>
         </w:rPr>
         <w:br/>
-        <w:t xml:space="preserve">Mi respuesta es ___.</w:t>
+        <w:t xml:space="preserve">Mi respuesta es ___ porque ___.</w:t>
       </w:r>
     </w:p>
     <w:tbl>
@@ -2518,7 +2233,7 @@
           <w:sz w:val="21"/>
           <w:szCs w:val="21"/>
         </w:rPr>
-        <w:t xml:space="preserve">I know because ___.</w:t>
+        <w:t xml:space="preserve">My evidence is ___, so ___.</w:t>
       </w:r>
       <w:r>
         <w:rPr>
@@ -2529,31 +2244,7 @@
           <w:szCs w:val="19"/>
         </w:rPr>
         <w:br/>
-        <w:t xml:space="preserve">Lo sé porque ___.</w:t>
-      </w:r>
-    </w:p>
-    <w:p>
-      <w:pPr>
-        <w:spacing w:after="60"/>
-      </w:pPr>
-      <w:r>
-        <w:rPr>
-          <w:color w:val="1A2733"/>
-          <w:sz w:val="21"/>
-          <w:szCs w:val="21"/>
-        </w:rPr>
-        <w:t xml:space="preserve">So ___.</w:t>
-      </w:r>
-      <w:r>
-        <w:rPr>
-          <w:i/>
-          <w:iCs/>
-          <w:color w:val="5F6F80"/>
-          <w:sz w:val="19"/>
-          <w:szCs w:val="19"/>
-        </w:rPr>
-        <w:br/>
-        <w:t xml:space="preserve">Entonces ___.</w:t>
+        <w:t xml:space="preserve">Mi evidencia es ___, entonces ___.</w:t>
       </w:r>
     </w:p>
     <w:tbl>
@@ -2659,78 +2350,6 @@
         <w:t xml:space="preserve">Escribe una afirmación, da evidencia matemática y explica tu razonamiento.</w:t>
       </w:r>
     </w:p>
-    <w:p>
-      <w:pPr>
-        <w:spacing w:after="60"/>
-      </w:pPr>
-      <w:r>
-        <w:rPr>
-          <w:color w:val="1A2733"/>
-          <w:sz w:val="21"/>
-          <w:szCs w:val="21"/>
-        </w:rPr>
-        <w:t xml:space="preserve">My claim is ___.</w:t>
-      </w:r>
-      <w:r>
-        <w:rPr>
-          <w:i/>
-          <w:iCs/>
-          <w:color w:val="5F6F80"/>
-          <w:sz w:val="19"/>
-          <w:szCs w:val="19"/>
-        </w:rPr>
-        <w:br/>
-        <w:t xml:space="preserve">Mi afirmación es ___.</w:t>
-      </w:r>
-    </w:p>
-    <w:p>
-      <w:pPr>
-        <w:spacing w:after="60"/>
-      </w:pPr>
-      <w:r>
-        <w:rPr>
-          <w:color w:val="1A2733"/>
-          <w:sz w:val="21"/>
-          <w:szCs w:val="21"/>
-        </w:rPr>
-        <w:t xml:space="preserve">My math evidence is ___.</w:t>
-      </w:r>
-      <w:r>
-        <w:rPr>
-          <w:i/>
-          <w:iCs/>
-          <w:color w:val="5F6F80"/>
-          <w:sz w:val="19"/>
-          <w:szCs w:val="19"/>
-        </w:rPr>
-        <w:br/>
-        <w:t xml:space="preserve">Mi evidencia matemática es ___.</w:t>
-      </w:r>
-    </w:p>
-    <w:p>
-      <w:pPr>
-        <w:spacing w:after="60"/>
-      </w:pPr>
-      <w:r>
-        <w:rPr>
-          <w:color w:val="1A2733"/>
-          <w:sz w:val="21"/>
-          <w:szCs w:val="21"/>
-        </w:rPr>
-        <w:t xml:space="preserve">This proves ___ because ___.</w:t>
-      </w:r>
-      <w:r>
-        <w:rPr>
-          <w:i/>
-          <w:iCs/>
-          <w:color w:val="5F6F80"/>
-          <w:sz w:val="19"/>
-          <w:szCs w:val="19"/>
-        </w:rPr>
-        <w:br/>
-        <w:t xml:space="preserve">Esto demuestra ___ porque ___.</w:t>
-      </w:r>
-    </w:p>
     <w:tbl>
       <w:tblPr>
         <w:tblW w:type="pct" w:w="100%"/>
@@ -2813,7 +2432,7 @@
           <w:sz w:val="24"/>
           <w:szCs w:val="24"/>
         </w:rPr>
-        <w:t xml:space="preserve">4. Check Your Explanation</w:t>
+        <w:t xml:space="preserve">Check Your Explanation</w:t>
       </w:r>
       <w:r>
         <w:rPr>
@@ -2823,7 +2442,7 @@
           <w:sz w:val="19"/>
           <w:szCs w:val="19"/>
         </w:rPr>
-        <w:t xml:space="preserve">   five quick checks</w:t>
+        <w:t xml:space="preserve">   three quick checks</w:t>
       </w:r>
     </w:p>
     <w:p>
@@ -2847,17 +2466,6 @@
         </w:rPr>
         <w:t xml:space="preserve">I answered the question.</w:t>
       </w:r>
-      <w:r>
-        <w:rPr>
-          <w:i/>
-          <w:iCs/>
-          <w:color w:val="5F6F80"/>
-          <w:sz w:val="18"/>
-          <w:szCs w:val="18"/>
-        </w:rPr>
-        <w:br/>
-        <w:t xml:space="preserve">Respondí la pregunta.</w:t>
-      </w:r>
     </w:p>
     <w:p>
       <w:pPr>
@@ -2878,18 +2486,7 @@
           <w:sz w:val="20"/>
           <w:szCs w:val="20"/>
         </w:rPr>
-        <w:t xml:space="preserve">I used math evidence: numbers, an equation, a model, or a comparison.</w:t>
-      </w:r>
-      <w:r>
-        <w:rPr>
-          <w:i/>
-          <w:iCs/>
-          <w:color w:val="5F6F80"/>
-          <w:sz w:val="18"/>
-          <w:szCs w:val="18"/>
-        </w:rPr>
-        <w:br/>
-        <w:t xml:space="preserve">Usé evidencia matemática: números, una ecuación, un modelo o una comparación.</w:t>
+        <w:t xml:space="preserve">I used math evidence: numbers, an equation, or a model.</w:t>
       </w:r>
     </w:p>
     <w:p>
@@ -2911,84 +2508,7 @@
           <w:sz w:val="20"/>
           <w:szCs w:val="20"/>
         </w:rPr>
-        <w:t xml:space="preserve">I explained how the evidence proves my answer.</w:t>
-      </w:r>
-      <w:r>
-        <w:rPr>
-          <w:i/>
-          <w:iCs/>
-          <w:color w:val="5F6F80"/>
-          <w:sz w:val="18"/>
-          <w:szCs w:val="18"/>
-        </w:rPr>
-        <w:br/>
-        <w:t xml:space="preserve">Expliqué cómo la evidencia demuestra mi respuesta.</w:t>
-      </w:r>
-    </w:p>
-    <w:p>
-      <w:pPr>
-        <w:spacing w:after="80"/>
-      </w:pPr>
-      <w:r>
-        <w:rPr>
-          <w:b/>
-          <w:bCs/>
-          <w:color w:val="1FA6A2"/>
-          <w:sz w:val="22"/>
-          <w:szCs w:val="22"/>
-        </w:rPr>
-        <w:t xml:space="preserve">☐  </w:t>
-      </w:r>
-      <w:r>
-        <w:rPr>
-          <w:sz w:val="20"/>
-          <w:szCs w:val="20"/>
-        </w:rPr>
         <w:t xml:space="preserve">I used at least two math words.</w:t>
-      </w:r>
-      <w:r>
-        <w:rPr>
-          <w:i/>
-          <w:iCs/>
-          <w:color w:val="5F6F80"/>
-          <w:sz w:val="18"/>
-          <w:szCs w:val="18"/>
-        </w:rPr>
-        <w:br/>
-        <w:t xml:space="preserve">Usé por lo menos dos palabras matemáticas.</w:t>
-      </w:r>
-    </w:p>
-    <w:p>
-      <w:pPr>
-        <w:spacing w:after="80"/>
-      </w:pPr>
-      <w:r>
-        <w:rPr>
-          <w:b/>
-          <w:bCs/>
-          <w:color w:val="1FA6A2"/>
-          <w:sz w:val="22"/>
-          <w:szCs w:val="22"/>
-        </w:rPr>
-        <w:t xml:space="preserve">☐  </w:t>
-      </w:r>
-      <w:r>
-        <w:rPr>
-          <w:sz w:val="20"/>
-          <w:szCs w:val="20"/>
-        </w:rPr>
-        <w:t xml:space="preserve">I reread complete sentences and punctuation.</w:t>
-      </w:r>
-      <w:r>
-        <w:rPr>
-          <w:i/>
-          <w:iCs/>
-          <w:color w:val="5F6F80"/>
-          <w:sz w:val="18"/>
-          <w:szCs w:val="18"/>
-        </w:rPr>
-        <w:br/>
-        <w:t xml:space="preserve">Volví a leer mis oraciones completas y la puntuación.</w:t>
       </w:r>
     </w:p>
     <w:p>
@@ -3066,6 +2586,21 @@
           </w:tcPr>
           <w:p>
             <w:pPr>
+              <w:spacing w:after="60"/>
+            </w:pPr>
+            <w:r>
+              <w:rPr>
+                <w:b/>
+                <w:bCs/>
+                <w:color w:val="12355B"/>
+                <w:sz w:val="22"/>
+                <w:szCs w:val="22"/>
+              </w:rPr>
+              <w:t xml:space="preserve">Soccer Balls</w:t>
+            </w:r>
+          </w:p>
+          <w:p>
+            <w:pPr>
               <w:spacing w:after="0"/>
             </w:pPr>
             <w:r>
@@ -3073,7 +2608,7 @@
                 <w:sz w:val="21"/>
                 <w:szCs w:val="21"/>
               </w:rPr>
-              <w:t xml:space="preserve">Chef Academy students are tracking how much chocolate sauce they need for different numbers of sundaes. They know the recipe uses 2 ounces of sauce for every 1 sundae. Chef Reyes challenges them to plot the ratio table values on a coordinate grid to see the pattern. Will the points form a straight line?</w:t>
+              <w:t xml:space="preserve">The organizers of a soccer league ordered 6 of the bags shown to hold soccer balls. Each bag holds the same number of soccer balls. How many soccer balls will the bags hold?</w:t>
             </w:r>
           </w:p>
         </w:tc>
@@ -3803,54 +3338,7 @@
           <w:sz w:val="21"/>
           <w:szCs w:val="21"/>
         </w:rPr>
-        <w:t xml:space="preserve">The sundae recipe uses 2 ounces of chocolate sauce for every 1 sundae. Before you graph, what do you predict the points will look like, and which quantity goes on each axis?</w:t>
-      </w:r>
-    </w:p>
-    <w:p>
-      <w:pPr>
-        <w:spacing w:after="60"/>
-      </w:pPr>
-      <w:r>
-        <w:rPr>
-          <w:color w:val="1A2733"/>
-          <w:sz w:val="21"/>
-          <w:szCs w:val="21"/>
-        </w:rPr>
-        <w:t xml:space="preserve">Start with:  I will put ___ on the x-axis and ___ on the y-axis.</w:t>
-      </w:r>
-      <w:r>
-        <w:rPr>
-          <w:i/>
-          <w:iCs/>
-          <w:color w:val="5F6F80"/>
-          <w:sz w:val="19"/>
-          <w:szCs w:val="19"/>
-        </w:rPr>
-        <w:br/>
-        <w:t xml:space="preserve">Pondré ___ en el eje x y ___ en el eje y.</w:t>
-      </w:r>
-    </w:p>
-    <w:p>
-      <w:pPr>
-        <w:spacing w:after="80"/>
-      </w:pPr>
-      <w:r>
-        <w:rPr>
-          <w:b/>
-          <w:bCs/>
-          <w:color w:val="12355B"/>
-          <w:sz w:val="19"/>
-          <w:szCs w:val="19"/>
-        </w:rPr>
-        <w:t xml:space="preserve">Word bank:  </w:t>
-      </w:r>
-      <w:r>
-        <w:rPr>
-          <w:color w:val="1FA6A2"/>
-          <w:sz w:val="19"/>
-          <w:szCs w:val="19"/>
-        </w:rPr>
-        <w:t xml:space="preserve">Coordinate plane,  Ordered pair,  Origin</w:t>
+        <w:t xml:space="preserve">Each bag holds the same number of soccer balls, and the picture shows one bag with 6 balls. How can you use that one bag to find what 6 bags hold?</w:t>
       </w:r>
     </w:p>
     <w:p>
@@ -5540,7 +5028,7 @@
           <w:sz w:val="20"/>
           <w:szCs w:val="20"/>
         </w:rPr>
-        <w:t xml:space="preserve">☐  I answered the question.</w:t>
+        <w:t xml:space="preserve">☐  The answer to the math question is correct.</w:t>
       </w:r>
     </w:p>
     <w:p>
@@ -5552,7 +5040,7 @@
           <w:sz w:val="20"/>
           <w:szCs w:val="20"/>
         </w:rPr>
-        <w:t xml:space="preserve">☐  I used math evidence: numbers, an equation, a model, or a comparison.</w:t>
+        <w:t xml:space="preserve">☐  The evidence is real lesson mathematics (numbers, equation, or model), not restated claim.</w:t>
       </w:r>
     </w:p>
     <w:p>
@@ -5564,31 +5052,7 @@
           <w:sz w:val="20"/>
           <w:szCs w:val="20"/>
         </w:rPr>
-        <w:t xml:space="preserve">☐  I explained how the evidence proves my answer.</w:t>
-      </w:r>
-    </w:p>
-    <w:p>
-      <w:pPr>
-        <w:spacing w:after="80"/>
-      </w:pPr>
-      <w:r>
-        <w:rPr>
-          <w:sz w:val="20"/>
-          <w:szCs w:val="20"/>
-        </w:rPr>
-        <w:t xml:space="preserve">☐  I used at least two math words.</w:t>
-      </w:r>
-    </w:p>
-    <w:p>
-      <w:pPr>
-        <w:spacing w:after="80"/>
-      </w:pPr>
-      <w:r>
-        <w:rPr>
-          <w:sz w:val="20"/>
-          <w:szCs w:val="20"/>
-        </w:rPr>
-        <w:t xml:space="preserve">☐  I reread complete sentences and punctuation.</w:t>
+        <w:t xml:space="preserve">☐  The support level changed the language scaffolding, never the mathematical expectation.</w:t>
       </w:r>
     </w:p>
     <w:sectPr>
